--- a/EMBL_Process_Manual.docx
+++ b/EMBL_Process_Manual.docx
@@ -74,23 +74,7 @@
           <w:sz w:val="24"/>
           <w:szCs w:val="24"/>
         </w:rPr>
-        <w:t xml:space="preserve">Version </w:t>
-      </w:r>
-      <w:proofErr w:type="gramStart"/>
-      <w:r>
-        <w:rPr>
-          <w:sz w:val="24"/>
-          <w:szCs w:val="24"/>
-        </w:rPr>
-        <w:t>1.0  ·</w:t>
-      </w:r>
-      <w:proofErr w:type="gramEnd"/>
-      <w:r>
-        <w:rPr>
-          <w:sz w:val="24"/>
-          <w:szCs w:val="24"/>
-        </w:rPr>
-        <w:t xml:space="preserve">  June 2026</w:t>
+        <w:t>Version 1.0  ·  June 2026</w:t>
       </w:r>
     </w:p>
     <w:p>
@@ -127,11 +111,7 @@
           </w:pPr>
           <w:r>
             <w:fldChar w:fldCharType="begin"/>
-          </w:r>
-          <w:r>
             <w:instrText>TOC \h \o "1-2"</w:instrText>
-          </w:r>
-          <w:r>
             <w:fldChar w:fldCharType="separate"/>
           </w:r>
           <w:hyperlink w:anchor="_Toc232083412" w:history="1">
@@ -147,40 +127,10 @@
                 <w:noProof/>
               </w:rPr>
               <w:tab/>
-            </w:r>
-            <w:r>
-              <w:rPr>
-                <w:noProof/>
-              </w:rPr>
               <w:fldChar w:fldCharType="begin"/>
-            </w:r>
-            <w:r>
-              <w:rPr>
-                <w:noProof/>
-              </w:rPr>
               <w:instrText xml:space="preserve"> PAGEREF _Toc232083412 \h </w:instrText>
-            </w:r>
-            <w:r>
-              <w:rPr>
-                <w:noProof/>
-              </w:rPr>
-            </w:r>
-            <w:r>
-              <w:rPr>
-                <w:noProof/>
-              </w:rPr>
               <w:fldChar w:fldCharType="separate"/>
-            </w:r>
-            <w:r>
-              <w:rPr>
-                <w:noProof/>
-              </w:rPr>
               <w:t>1</w:t>
-            </w:r>
-            <w:r>
-              <w:rPr>
-                <w:noProof/>
-              </w:rPr>
               <w:fldChar w:fldCharType="end"/>
             </w:r>
           </w:hyperlink>
@@ -208,40 +158,10 @@
                 <w:noProof/>
               </w:rPr>
               <w:tab/>
-            </w:r>
-            <w:r>
-              <w:rPr>
-                <w:noProof/>
-              </w:rPr>
               <w:fldChar w:fldCharType="begin"/>
-            </w:r>
-            <w:r>
-              <w:rPr>
-                <w:noProof/>
-              </w:rPr>
               <w:instrText xml:space="preserve"> PAGEREF _Toc232083413 \h </w:instrText>
-            </w:r>
-            <w:r>
-              <w:rPr>
-                <w:noProof/>
-              </w:rPr>
-            </w:r>
-            <w:r>
-              <w:rPr>
-                <w:noProof/>
-              </w:rPr>
               <w:fldChar w:fldCharType="separate"/>
-            </w:r>
-            <w:r>
-              <w:rPr>
-                <w:noProof/>
-              </w:rPr>
               <w:t>1</w:t>
-            </w:r>
-            <w:r>
-              <w:rPr>
-                <w:noProof/>
-              </w:rPr>
               <w:fldChar w:fldCharType="end"/>
             </w:r>
           </w:hyperlink>
@@ -269,40 +189,10 @@
                 <w:noProof/>
               </w:rPr>
               <w:tab/>
-            </w:r>
-            <w:r>
-              <w:rPr>
-                <w:noProof/>
-              </w:rPr>
               <w:fldChar w:fldCharType="begin"/>
-            </w:r>
-            <w:r>
-              <w:rPr>
-                <w:noProof/>
-              </w:rPr>
               <w:instrText xml:space="preserve"> PAGEREF _Toc232083414 \h </w:instrText>
-            </w:r>
-            <w:r>
-              <w:rPr>
-                <w:noProof/>
-              </w:rPr>
-            </w:r>
-            <w:r>
-              <w:rPr>
-                <w:noProof/>
-              </w:rPr>
               <w:fldChar w:fldCharType="separate"/>
-            </w:r>
-            <w:r>
-              <w:rPr>
-                <w:noProof/>
-              </w:rPr>
               <w:t>1</w:t>
-            </w:r>
-            <w:r>
-              <w:rPr>
-                <w:noProof/>
-              </w:rPr>
               <w:fldChar w:fldCharType="end"/>
             </w:r>
           </w:hyperlink>
@@ -330,40 +220,10 @@
                 <w:noProof/>
               </w:rPr>
               <w:tab/>
-            </w:r>
-            <w:r>
-              <w:rPr>
-                <w:noProof/>
-              </w:rPr>
               <w:fldChar w:fldCharType="begin"/>
-            </w:r>
-            <w:r>
-              <w:rPr>
-                <w:noProof/>
-              </w:rPr>
               <w:instrText xml:space="preserve"> PAGEREF _Toc232083415 \h </w:instrText>
-            </w:r>
-            <w:r>
-              <w:rPr>
-                <w:noProof/>
-              </w:rPr>
-            </w:r>
-            <w:r>
-              <w:rPr>
-                <w:noProof/>
-              </w:rPr>
               <w:fldChar w:fldCharType="separate"/>
-            </w:r>
-            <w:r>
-              <w:rPr>
-                <w:noProof/>
-              </w:rPr>
               <w:t>1</w:t>
-            </w:r>
-            <w:r>
-              <w:rPr>
-                <w:noProof/>
-              </w:rPr>
               <w:fldChar w:fldCharType="end"/>
             </w:r>
           </w:hyperlink>
@@ -391,40 +251,10 @@
                 <w:noProof/>
               </w:rPr>
               <w:tab/>
-            </w:r>
-            <w:r>
-              <w:rPr>
-                <w:noProof/>
-              </w:rPr>
               <w:fldChar w:fldCharType="begin"/>
-            </w:r>
-            <w:r>
-              <w:rPr>
-                <w:noProof/>
-              </w:rPr>
               <w:instrText xml:space="preserve"> PAGEREF _Toc232083416 \h </w:instrText>
-            </w:r>
-            <w:r>
-              <w:rPr>
-                <w:noProof/>
-              </w:rPr>
-            </w:r>
-            <w:r>
-              <w:rPr>
-                <w:noProof/>
-              </w:rPr>
               <w:fldChar w:fldCharType="separate"/>
-            </w:r>
-            <w:r>
-              <w:rPr>
-                <w:noProof/>
-              </w:rPr>
               <w:t>1</w:t>
-            </w:r>
-            <w:r>
-              <w:rPr>
-                <w:noProof/>
-              </w:rPr>
               <w:fldChar w:fldCharType="end"/>
             </w:r>
           </w:hyperlink>
@@ -452,40 +282,10 @@
                 <w:noProof/>
               </w:rPr>
               <w:tab/>
-            </w:r>
-            <w:r>
-              <w:rPr>
-                <w:noProof/>
-              </w:rPr>
               <w:fldChar w:fldCharType="begin"/>
-            </w:r>
-            <w:r>
-              <w:rPr>
-                <w:noProof/>
-              </w:rPr>
               <w:instrText xml:space="preserve"> PAGEREF _Toc232083417 \h </w:instrText>
-            </w:r>
-            <w:r>
-              <w:rPr>
-                <w:noProof/>
-              </w:rPr>
-            </w:r>
-            <w:r>
-              <w:rPr>
-                <w:noProof/>
-              </w:rPr>
               <w:fldChar w:fldCharType="separate"/>
-            </w:r>
-            <w:r>
-              <w:rPr>
-                <w:noProof/>
-              </w:rPr>
               <w:t>1</w:t>
-            </w:r>
-            <w:r>
-              <w:rPr>
-                <w:noProof/>
-              </w:rPr>
               <w:fldChar w:fldCharType="end"/>
             </w:r>
           </w:hyperlink>
@@ -513,40 +313,10 @@
                 <w:noProof/>
               </w:rPr>
               <w:tab/>
-            </w:r>
-            <w:r>
-              <w:rPr>
-                <w:noProof/>
-              </w:rPr>
               <w:fldChar w:fldCharType="begin"/>
-            </w:r>
-            <w:r>
-              <w:rPr>
-                <w:noProof/>
-              </w:rPr>
               <w:instrText xml:space="preserve"> PAGEREF _Toc232083418 \h </w:instrText>
-            </w:r>
-            <w:r>
-              <w:rPr>
-                <w:noProof/>
-              </w:rPr>
-            </w:r>
-            <w:r>
-              <w:rPr>
-                <w:noProof/>
-              </w:rPr>
               <w:fldChar w:fldCharType="separate"/>
-            </w:r>
-            <w:r>
-              <w:rPr>
-                <w:noProof/>
-              </w:rPr>
               <w:t>1</w:t>
-            </w:r>
-            <w:r>
-              <w:rPr>
-                <w:noProof/>
-              </w:rPr>
               <w:fldChar w:fldCharType="end"/>
             </w:r>
           </w:hyperlink>
@@ -574,40 +344,10 @@
                 <w:noProof/>
               </w:rPr>
               <w:tab/>
-            </w:r>
-            <w:r>
-              <w:rPr>
-                <w:noProof/>
-              </w:rPr>
               <w:fldChar w:fldCharType="begin"/>
-            </w:r>
-            <w:r>
-              <w:rPr>
-                <w:noProof/>
-              </w:rPr>
               <w:instrText xml:space="preserve"> PAGEREF _Toc232083419 \h </w:instrText>
-            </w:r>
-            <w:r>
-              <w:rPr>
-                <w:noProof/>
-              </w:rPr>
-            </w:r>
-            <w:r>
-              <w:rPr>
-                <w:noProof/>
-              </w:rPr>
               <w:fldChar w:fldCharType="separate"/>
-            </w:r>
-            <w:r>
-              <w:rPr>
-                <w:noProof/>
-              </w:rPr>
               <w:t>1</w:t>
-            </w:r>
-            <w:r>
-              <w:rPr>
-                <w:noProof/>
-              </w:rPr>
               <w:fldChar w:fldCharType="end"/>
             </w:r>
           </w:hyperlink>
@@ -635,40 +375,10 @@
                 <w:noProof/>
               </w:rPr>
               <w:tab/>
-            </w:r>
-            <w:r>
-              <w:rPr>
-                <w:noProof/>
-              </w:rPr>
               <w:fldChar w:fldCharType="begin"/>
-            </w:r>
-            <w:r>
-              <w:rPr>
-                <w:noProof/>
-              </w:rPr>
               <w:instrText xml:space="preserve"> PAGEREF _Toc232083420 \h </w:instrText>
-            </w:r>
-            <w:r>
-              <w:rPr>
-                <w:noProof/>
-              </w:rPr>
-            </w:r>
-            <w:r>
-              <w:rPr>
-                <w:noProof/>
-              </w:rPr>
               <w:fldChar w:fldCharType="separate"/>
-            </w:r>
-            <w:r>
-              <w:rPr>
-                <w:noProof/>
-              </w:rPr>
               <w:t>1</w:t>
-            </w:r>
-            <w:r>
-              <w:rPr>
-                <w:noProof/>
-              </w:rPr>
               <w:fldChar w:fldCharType="end"/>
             </w:r>
           </w:hyperlink>
@@ -696,40 +406,10 @@
                 <w:noProof/>
               </w:rPr>
               <w:tab/>
-            </w:r>
-            <w:r>
-              <w:rPr>
-                <w:noProof/>
-              </w:rPr>
               <w:fldChar w:fldCharType="begin"/>
-            </w:r>
-            <w:r>
-              <w:rPr>
-                <w:noProof/>
-              </w:rPr>
               <w:instrText xml:space="preserve"> PAGEREF _Toc232083421 \h </w:instrText>
-            </w:r>
-            <w:r>
-              <w:rPr>
-                <w:noProof/>
-              </w:rPr>
-            </w:r>
-            <w:r>
-              <w:rPr>
-                <w:noProof/>
-              </w:rPr>
               <w:fldChar w:fldCharType="separate"/>
-            </w:r>
-            <w:r>
-              <w:rPr>
-                <w:noProof/>
-              </w:rPr>
               <w:t>1</w:t>
-            </w:r>
-            <w:r>
-              <w:rPr>
-                <w:noProof/>
-              </w:rPr>
               <w:fldChar w:fldCharType="end"/>
             </w:r>
           </w:hyperlink>
@@ -757,40 +437,10 @@
                 <w:noProof/>
               </w:rPr>
               <w:tab/>
-            </w:r>
-            <w:r>
-              <w:rPr>
-                <w:noProof/>
-              </w:rPr>
               <w:fldChar w:fldCharType="begin"/>
-            </w:r>
-            <w:r>
-              <w:rPr>
-                <w:noProof/>
-              </w:rPr>
               <w:instrText xml:space="preserve"> PAGEREF _Toc232083422 \h </w:instrText>
-            </w:r>
-            <w:r>
-              <w:rPr>
-                <w:noProof/>
-              </w:rPr>
-            </w:r>
-            <w:r>
-              <w:rPr>
-                <w:noProof/>
-              </w:rPr>
               <w:fldChar w:fldCharType="separate"/>
-            </w:r>
-            <w:r>
-              <w:rPr>
-                <w:noProof/>
-              </w:rPr>
               <w:t>1</w:t>
-            </w:r>
-            <w:r>
-              <w:rPr>
-                <w:noProof/>
-              </w:rPr>
               <w:fldChar w:fldCharType="end"/>
             </w:r>
           </w:hyperlink>
@@ -818,40 +468,10 @@
                 <w:noProof/>
               </w:rPr>
               <w:tab/>
-            </w:r>
-            <w:r>
-              <w:rPr>
-                <w:noProof/>
-              </w:rPr>
               <w:fldChar w:fldCharType="begin"/>
-            </w:r>
-            <w:r>
-              <w:rPr>
-                <w:noProof/>
-              </w:rPr>
               <w:instrText xml:space="preserve"> PAGEREF _Toc232083423 \h </w:instrText>
-            </w:r>
-            <w:r>
-              <w:rPr>
-                <w:noProof/>
-              </w:rPr>
-            </w:r>
-            <w:r>
-              <w:rPr>
-                <w:noProof/>
-              </w:rPr>
               <w:fldChar w:fldCharType="separate"/>
-            </w:r>
-            <w:r>
-              <w:rPr>
-                <w:noProof/>
-              </w:rPr>
               <w:t>1</w:t>
-            </w:r>
-            <w:r>
-              <w:rPr>
-                <w:noProof/>
-              </w:rPr>
               <w:fldChar w:fldCharType="end"/>
             </w:r>
           </w:hyperlink>
@@ -879,40 +499,10 @@
                 <w:noProof/>
               </w:rPr>
               <w:tab/>
-            </w:r>
-            <w:r>
-              <w:rPr>
-                <w:noProof/>
-              </w:rPr>
               <w:fldChar w:fldCharType="begin"/>
-            </w:r>
-            <w:r>
-              <w:rPr>
-                <w:noProof/>
-              </w:rPr>
               <w:instrText xml:space="preserve"> PAGEREF _Toc232083424 \h </w:instrText>
-            </w:r>
-            <w:r>
-              <w:rPr>
-                <w:noProof/>
-              </w:rPr>
-            </w:r>
-            <w:r>
-              <w:rPr>
-                <w:noProof/>
-              </w:rPr>
               <w:fldChar w:fldCharType="separate"/>
-            </w:r>
-            <w:r>
-              <w:rPr>
-                <w:noProof/>
-              </w:rPr>
               <w:t>1</w:t>
-            </w:r>
-            <w:r>
-              <w:rPr>
-                <w:noProof/>
-              </w:rPr>
               <w:fldChar w:fldCharType="end"/>
             </w:r>
           </w:hyperlink>
@@ -940,40 +530,10 @@
                 <w:noProof/>
               </w:rPr>
               <w:tab/>
-            </w:r>
-            <w:r>
-              <w:rPr>
-                <w:noProof/>
-              </w:rPr>
               <w:fldChar w:fldCharType="begin"/>
-            </w:r>
-            <w:r>
-              <w:rPr>
-                <w:noProof/>
-              </w:rPr>
               <w:instrText xml:space="preserve"> PAGEREF _Toc232083425 \h </w:instrText>
-            </w:r>
-            <w:r>
-              <w:rPr>
-                <w:noProof/>
-              </w:rPr>
-            </w:r>
-            <w:r>
-              <w:rPr>
-                <w:noProof/>
-              </w:rPr>
               <w:fldChar w:fldCharType="separate"/>
-            </w:r>
-            <w:r>
-              <w:rPr>
-                <w:noProof/>
-              </w:rPr>
               <w:t>1</w:t>
-            </w:r>
-            <w:r>
-              <w:rPr>
-                <w:noProof/>
-              </w:rPr>
               <w:fldChar w:fldCharType="end"/>
             </w:r>
           </w:hyperlink>
@@ -1001,40 +561,10 @@
                 <w:noProof/>
               </w:rPr>
               <w:tab/>
-            </w:r>
-            <w:r>
-              <w:rPr>
-                <w:noProof/>
-              </w:rPr>
               <w:fldChar w:fldCharType="begin"/>
-            </w:r>
-            <w:r>
-              <w:rPr>
-                <w:noProof/>
-              </w:rPr>
               <w:instrText xml:space="preserve"> PAGEREF _Toc232083426 \h </w:instrText>
-            </w:r>
-            <w:r>
-              <w:rPr>
-                <w:noProof/>
-              </w:rPr>
-            </w:r>
-            <w:r>
-              <w:rPr>
-                <w:noProof/>
-              </w:rPr>
               <w:fldChar w:fldCharType="separate"/>
-            </w:r>
-            <w:r>
-              <w:rPr>
-                <w:noProof/>
-              </w:rPr>
               <w:t>1</w:t>
-            </w:r>
-            <w:r>
-              <w:rPr>
-                <w:noProof/>
-              </w:rPr>
               <w:fldChar w:fldCharType="end"/>
             </w:r>
           </w:hyperlink>
@@ -1062,40 +592,10 @@
                 <w:noProof/>
               </w:rPr>
               <w:tab/>
-            </w:r>
-            <w:r>
-              <w:rPr>
-                <w:noProof/>
-              </w:rPr>
               <w:fldChar w:fldCharType="begin"/>
-            </w:r>
-            <w:r>
-              <w:rPr>
-                <w:noProof/>
-              </w:rPr>
               <w:instrText xml:space="preserve"> PAGEREF _Toc232083427 \h </w:instrText>
-            </w:r>
-            <w:r>
-              <w:rPr>
-                <w:noProof/>
-              </w:rPr>
-            </w:r>
-            <w:r>
-              <w:rPr>
-                <w:noProof/>
-              </w:rPr>
               <w:fldChar w:fldCharType="separate"/>
-            </w:r>
-            <w:r>
-              <w:rPr>
-                <w:noProof/>
-              </w:rPr>
               <w:t>1</w:t>
-            </w:r>
-            <w:r>
-              <w:rPr>
-                <w:noProof/>
-              </w:rPr>
               <w:fldChar w:fldCharType="end"/>
             </w:r>
           </w:hyperlink>
@@ -1123,40 +623,10 @@
                 <w:noProof/>
               </w:rPr>
               <w:tab/>
-            </w:r>
-            <w:r>
-              <w:rPr>
-                <w:noProof/>
-              </w:rPr>
               <w:fldChar w:fldCharType="begin"/>
-            </w:r>
-            <w:r>
-              <w:rPr>
-                <w:noProof/>
-              </w:rPr>
               <w:instrText xml:space="preserve"> PAGEREF _Toc232083428 \h </w:instrText>
-            </w:r>
-            <w:r>
-              <w:rPr>
-                <w:noProof/>
-              </w:rPr>
-            </w:r>
-            <w:r>
-              <w:rPr>
-                <w:noProof/>
-              </w:rPr>
               <w:fldChar w:fldCharType="separate"/>
-            </w:r>
-            <w:r>
-              <w:rPr>
-                <w:noProof/>
-              </w:rPr>
               <w:t>1</w:t>
-            </w:r>
-            <w:r>
-              <w:rPr>
-                <w:noProof/>
-              </w:rPr>
               <w:fldChar w:fldCharType="end"/>
             </w:r>
           </w:hyperlink>
@@ -1184,40 +654,10 @@
                 <w:noProof/>
               </w:rPr>
               <w:tab/>
-            </w:r>
-            <w:r>
-              <w:rPr>
-                <w:noProof/>
-              </w:rPr>
               <w:fldChar w:fldCharType="begin"/>
-            </w:r>
-            <w:r>
-              <w:rPr>
-                <w:noProof/>
-              </w:rPr>
               <w:instrText xml:space="preserve"> PAGEREF _Toc232083429 \h </w:instrText>
-            </w:r>
-            <w:r>
-              <w:rPr>
-                <w:noProof/>
-              </w:rPr>
-            </w:r>
-            <w:r>
-              <w:rPr>
-                <w:noProof/>
-              </w:rPr>
               <w:fldChar w:fldCharType="separate"/>
-            </w:r>
-            <w:r>
-              <w:rPr>
-                <w:noProof/>
-              </w:rPr>
               <w:t>1</w:t>
-            </w:r>
-            <w:r>
-              <w:rPr>
-                <w:noProof/>
-              </w:rPr>
               <w:fldChar w:fldCharType="end"/>
             </w:r>
           </w:hyperlink>
@@ -1245,40 +685,10 @@
                 <w:noProof/>
               </w:rPr>
               <w:tab/>
-            </w:r>
-            <w:r>
-              <w:rPr>
-                <w:noProof/>
-              </w:rPr>
               <w:fldChar w:fldCharType="begin"/>
-            </w:r>
-            <w:r>
-              <w:rPr>
-                <w:noProof/>
-              </w:rPr>
               <w:instrText xml:space="preserve"> PAGEREF _Toc232083430 \h </w:instrText>
-            </w:r>
-            <w:r>
-              <w:rPr>
-                <w:noProof/>
-              </w:rPr>
-            </w:r>
-            <w:r>
-              <w:rPr>
-                <w:noProof/>
-              </w:rPr>
               <w:fldChar w:fldCharType="separate"/>
-            </w:r>
-            <w:r>
-              <w:rPr>
-                <w:noProof/>
-              </w:rPr>
               <w:t>1</w:t>
-            </w:r>
-            <w:r>
-              <w:rPr>
-                <w:noProof/>
-              </w:rPr>
               <w:fldChar w:fldCharType="end"/>
             </w:r>
           </w:hyperlink>
@@ -1306,40 +716,10 @@
                 <w:noProof/>
               </w:rPr>
               <w:tab/>
-            </w:r>
-            <w:r>
-              <w:rPr>
-                <w:noProof/>
-              </w:rPr>
               <w:fldChar w:fldCharType="begin"/>
-            </w:r>
-            <w:r>
-              <w:rPr>
-                <w:noProof/>
-              </w:rPr>
               <w:instrText xml:space="preserve"> PAGEREF _Toc232083431 \h </w:instrText>
-            </w:r>
-            <w:r>
-              <w:rPr>
-                <w:noProof/>
-              </w:rPr>
-            </w:r>
-            <w:r>
-              <w:rPr>
-                <w:noProof/>
-              </w:rPr>
               <w:fldChar w:fldCharType="separate"/>
-            </w:r>
-            <w:r>
-              <w:rPr>
-                <w:noProof/>
-              </w:rPr>
               <w:t>1</w:t>
-            </w:r>
-            <w:r>
-              <w:rPr>
-                <w:noProof/>
-              </w:rPr>
               <w:fldChar w:fldCharType="end"/>
             </w:r>
           </w:hyperlink>
@@ -1367,40 +747,10 @@
                 <w:noProof/>
               </w:rPr>
               <w:tab/>
-            </w:r>
-            <w:r>
-              <w:rPr>
-                <w:noProof/>
-              </w:rPr>
               <w:fldChar w:fldCharType="begin"/>
-            </w:r>
-            <w:r>
-              <w:rPr>
-                <w:noProof/>
-              </w:rPr>
               <w:instrText xml:space="preserve"> PAGEREF _Toc232083432 \h </w:instrText>
-            </w:r>
-            <w:r>
-              <w:rPr>
-                <w:noProof/>
-              </w:rPr>
-            </w:r>
-            <w:r>
-              <w:rPr>
-                <w:noProof/>
-              </w:rPr>
               <w:fldChar w:fldCharType="separate"/>
-            </w:r>
-            <w:r>
-              <w:rPr>
-                <w:noProof/>
-              </w:rPr>
               <w:t>1</w:t>
-            </w:r>
-            <w:r>
-              <w:rPr>
-                <w:noProof/>
-              </w:rPr>
               <w:fldChar w:fldCharType="end"/>
             </w:r>
           </w:hyperlink>
@@ -1428,40 +778,10 @@
                 <w:noProof/>
               </w:rPr>
               <w:tab/>
-            </w:r>
-            <w:r>
-              <w:rPr>
-                <w:noProof/>
-              </w:rPr>
               <w:fldChar w:fldCharType="begin"/>
-            </w:r>
-            <w:r>
-              <w:rPr>
-                <w:noProof/>
-              </w:rPr>
               <w:instrText xml:space="preserve"> PAGEREF _Toc232083433 \h </w:instrText>
-            </w:r>
-            <w:r>
-              <w:rPr>
-                <w:noProof/>
-              </w:rPr>
-            </w:r>
-            <w:r>
-              <w:rPr>
-                <w:noProof/>
-              </w:rPr>
               <w:fldChar w:fldCharType="separate"/>
-            </w:r>
-            <w:r>
-              <w:rPr>
-                <w:noProof/>
-              </w:rPr>
               <w:t>1</w:t>
-            </w:r>
-            <w:r>
-              <w:rPr>
-                <w:noProof/>
-              </w:rPr>
               <w:fldChar w:fldCharType="end"/>
             </w:r>
           </w:hyperlink>
@@ -1489,40 +809,10 @@
                 <w:noProof/>
               </w:rPr>
               <w:tab/>
-            </w:r>
-            <w:r>
-              <w:rPr>
-                <w:noProof/>
-              </w:rPr>
               <w:fldChar w:fldCharType="begin"/>
-            </w:r>
-            <w:r>
-              <w:rPr>
-                <w:noProof/>
-              </w:rPr>
               <w:instrText xml:space="preserve"> PAGEREF _Toc232083434 \h </w:instrText>
-            </w:r>
-            <w:r>
-              <w:rPr>
-                <w:noProof/>
-              </w:rPr>
-            </w:r>
-            <w:r>
-              <w:rPr>
-                <w:noProof/>
-              </w:rPr>
               <w:fldChar w:fldCharType="separate"/>
-            </w:r>
-            <w:r>
-              <w:rPr>
-                <w:noProof/>
-              </w:rPr>
               <w:t>1</w:t>
-            </w:r>
-            <w:r>
-              <w:rPr>
-                <w:noProof/>
-              </w:rPr>
               <w:fldChar w:fldCharType="end"/>
             </w:r>
           </w:hyperlink>
@@ -1550,40 +840,10 @@
                 <w:noProof/>
               </w:rPr>
               <w:tab/>
-            </w:r>
-            <w:r>
-              <w:rPr>
-                <w:noProof/>
-              </w:rPr>
               <w:fldChar w:fldCharType="begin"/>
-            </w:r>
-            <w:r>
-              <w:rPr>
-                <w:noProof/>
-              </w:rPr>
               <w:instrText xml:space="preserve"> PAGEREF _Toc232083435 \h </w:instrText>
-            </w:r>
-            <w:r>
-              <w:rPr>
-                <w:noProof/>
-              </w:rPr>
-            </w:r>
-            <w:r>
-              <w:rPr>
-                <w:noProof/>
-              </w:rPr>
               <w:fldChar w:fldCharType="separate"/>
-            </w:r>
-            <w:r>
-              <w:rPr>
-                <w:noProof/>
-              </w:rPr>
               <w:t>1</w:t>
-            </w:r>
-            <w:r>
-              <w:rPr>
-                <w:noProof/>
-              </w:rPr>
               <w:fldChar w:fldCharType="end"/>
             </w:r>
           </w:hyperlink>
@@ -1611,40 +871,10 @@
                 <w:noProof/>
               </w:rPr>
               <w:tab/>
-            </w:r>
-            <w:r>
-              <w:rPr>
-                <w:noProof/>
-              </w:rPr>
               <w:fldChar w:fldCharType="begin"/>
-            </w:r>
-            <w:r>
-              <w:rPr>
-                <w:noProof/>
-              </w:rPr>
               <w:instrText xml:space="preserve"> PAGEREF _Toc232083436 \h </w:instrText>
-            </w:r>
-            <w:r>
-              <w:rPr>
-                <w:noProof/>
-              </w:rPr>
-            </w:r>
-            <w:r>
-              <w:rPr>
-                <w:noProof/>
-              </w:rPr>
               <w:fldChar w:fldCharType="separate"/>
-            </w:r>
-            <w:r>
-              <w:rPr>
-                <w:noProof/>
-              </w:rPr>
               <w:t>1</w:t>
-            </w:r>
-            <w:r>
-              <w:rPr>
-                <w:noProof/>
-              </w:rPr>
               <w:fldChar w:fldCharType="end"/>
             </w:r>
           </w:hyperlink>
@@ -1672,40 +902,134 @@
                 <w:noProof/>
               </w:rPr>
               <w:tab/>
-            </w:r>
-            <w:r>
-              <w:rPr>
+              <w:fldChar w:fldCharType="begin"/>
+              <w:instrText xml:space="preserve"> PAGEREF _Toc232083437 \h </w:instrText>
+              <w:fldChar w:fldCharType="separate"/>
+              <w:t>1</w:t>
+              <w:fldChar w:fldCharType="end"/>
+            </w:r>
+          </w:hyperlink>
+        </w:p>
+        <w:p>
+          <w:pPr>
+            <w:pStyle w:val="TOC1"/>
+            <w:tabs>
+              <w:tab w:val="right" w:leader="dot" w:pos="9350"/>
+            </w:tabs>
+            <w:rPr>
+              <w:noProof/>
+            </w:rPr>
+          </w:pPr>
+          <w:hyperlink w:anchor="_Toc90000014" w:history="1">
+            <w:r>
+              <w:rPr>
+                <w:rStyle w:val="Hyperlink"/>
                 <w:noProof/>
               </w:rPr>
+              <w:t xml:space="preserve">14.  Roles, Accountability &amp; Backups</w:t>
+            </w:r>
+            <w:r>
+              <w:rPr>
+                <w:noProof/>
+              </w:rPr>
+              <w:tab/>
               <w:fldChar w:fldCharType="begin"/>
-            </w:r>
-            <w:r>
-              <w:rPr>
+              <w:instrText xml:space="preserve"> PAGEREF _Toc90000014 \h </w:instrText>
+              <w:fldChar w:fldCharType="separate"/>
+              <w:t>1</w:t>
+              <w:fldChar w:fldCharType="end"/>
+            </w:r>
+          </w:hyperlink>
+        </w:p>
+        <w:p>
+          <w:pPr>
+            <w:pStyle w:val="TOC1"/>
+            <w:tabs>
+              <w:tab w:val="right" w:leader="dot" w:pos="9350"/>
+            </w:tabs>
+            <w:rPr>
+              <w:noProof/>
+            </w:rPr>
+          </w:pPr>
+          <w:hyperlink w:anchor="_Toc90000015" w:history="1">
+            <w:r>
+              <w:rPr>
+                <w:rStyle w:val="Hyperlink"/>
                 <w:noProof/>
               </w:rPr>
-              <w:instrText xml:space="preserve"> PAGEREF _Toc232083437 \h </w:instrText>
+              <w:t xml:space="preserve">15.  Is This an AI Tool? Scope &amp; Governance</w:t>
             </w:r>
             <w:r>
               <w:rPr>
                 <w:noProof/>
               </w:rPr>
-            </w:r>
-            <w:r>
-              <w:rPr>
+              <w:tab/>
+              <w:fldChar w:fldCharType="begin"/>
+              <w:instrText xml:space="preserve"> PAGEREF _Toc90000015 \h </w:instrText>
+              <w:fldChar w:fldCharType="separate"/>
+              <w:t>1</w:t>
+              <w:fldChar w:fldCharType="end"/>
+            </w:r>
+          </w:hyperlink>
+        </w:p>
+        <w:p>
+          <w:pPr>
+            <w:pStyle w:val="TOC1"/>
+            <w:tabs>
+              <w:tab w:val="right" w:leader="dot" w:pos="9350"/>
+            </w:tabs>
+            <w:rPr>
+              <w:noProof/>
+            </w:rPr>
+          </w:pPr>
+          <w:hyperlink w:anchor="_Toc90000016" w:history="1">
+            <w:r>
+              <w:rPr>
+                <w:rStyle w:val="Hyperlink"/>
                 <w:noProof/>
               </w:rPr>
+              <w:t xml:space="preserve">16.  Changing the Source Code</w:t>
+            </w:r>
+            <w:r>
+              <w:rPr>
+                <w:noProof/>
+              </w:rPr>
+              <w:tab/>
+              <w:fldChar w:fldCharType="begin"/>
+              <w:instrText xml:space="preserve"> PAGEREF _Toc90000016 \h </w:instrText>
               <w:fldChar w:fldCharType="separate"/>
-            </w:r>
-            <w:r>
-              <w:rPr>
+              <w:t>1</w:t>
+              <w:fldChar w:fldCharType="end"/>
+            </w:r>
+          </w:hyperlink>
+        </w:p>
+        <w:p>
+          <w:pPr>
+            <w:pStyle w:val="TOC1"/>
+            <w:tabs>
+              <w:tab w:val="right" w:leader="dot" w:pos="9350"/>
+            </w:tabs>
+            <w:rPr>
+              <w:noProof/>
+            </w:rPr>
+          </w:pPr>
+          <w:hyperlink w:anchor="_Toc90000017" w:history="1">
+            <w:r>
+              <w:rPr>
+                <w:rStyle w:val="Hyperlink"/>
                 <w:noProof/>
               </w:rPr>
+              <w:t xml:space="preserve">17.  Review, Approval &amp; Sign-off Log</w:t>
+            </w:r>
+            <w:r>
+              <w:rPr>
+                <w:noProof/>
+              </w:rPr>
+              <w:tab/>
+              <w:fldChar w:fldCharType="begin"/>
+              <w:instrText xml:space="preserve"> PAGEREF _Toc90000017 \h </w:instrText>
+              <w:fldChar w:fldCharType="separate"/>
               <w:t>1</w:t>
-            </w:r>
-            <w:r>
-              <w:rPr>
-                <w:noProof/>
-              </w:rPr>
               <w:fldChar w:fldCharType="end"/>
             </w:r>
           </w:hyperlink>
@@ -1726,47 +1050,17 @@
                 <w:rStyle w:val="Hyperlink"/>
                 <w:noProof/>
               </w:rPr>
-              <w:t>13.  Glossary</w:t>
+              <w:t>18.  Glossary</w:t>
             </w:r>
             <w:r>
               <w:rPr>
                 <w:noProof/>
               </w:rPr>
               <w:tab/>
-            </w:r>
-            <w:r>
-              <w:rPr>
-                <w:noProof/>
-              </w:rPr>
               <w:fldChar w:fldCharType="begin"/>
-            </w:r>
-            <w:r>
-              <w:rPr>
-                <w:noProof/>
-              </w:rPr>
               <w:instrText xml:space="preserve"> PAGEREF _Toc232083438 \h </w:instrText>
-            </w:r>
-            <w:r>
-              <w:rPr>
-                <w:noProof/>
-              </w:rPr>
-            </w:r>
-            <w:r>
-              <w:rPr>
-                <w:noProof/>
-              </w:rPr>
               <w:fldChar w:fldCharType="separate"/>
-            </w:r>
-            <w:r>
-              <w:rPr>
-                <w:noProof/>
-              </w:rPr>
               <w:t>1</w:t>
-            </w:r>
-            <w:r>
-              <w:rPr>
-                <w:noProof/>
-              </w:rPr>
               <w:fldChar w:fldCharType="end"/>
             </w:r>
           </w:hyperlink>
@@ -1802,19 +1096,7 @@
         <w:spacing w:after="120" w:line="276" w:lineRule="auto"/>
       </w:pPr>
       <w:r>
-        <w:t xml:space="preserve">The Emerging Markets Bond List (EMBL) is the weekly publication of CIO-recommended emerging-market bonds. Historically it was assembled and checked largely by hand across several files. This manual </w:t>
-      </w:r>
-      <w:r>
-        <w:t>explains</w:t>
-      </w:r>
-      <w:r>
-        <w:t xml:space="preserve"> the new automated pipeline that replaces </w:t>
-      </w:r>
-      <w:r>
-        <w:t xml:space="preserve">the previous </w:t>
-      </w:r>
-      <w:r>
-        <w:t>process.</w:t>
+        <w:t>The Emerging Markets Bond List (EMBL) is the weekly publication of CIO-recommended emerging-market bonds. Historically it was assembled and checked largely by hand across several files. This manual explains the new automated pipeline that replaces the previous process.</w:t>
       </w:r>
     </w:p>
     <w:p>
@@ -1938,6 +1220,127 @@
     </w:tbl>
     <w:p>
       <w:pPr>
+        <w:spacing w:before="120" w:after="0"/>
+      </w:pPr>
+    </w:p>
+    <w:tbl>
+      <w:tblPr>
+        <w:tblW w:w="9360" w:type="dxa"/>
+        <w:tblBorders>
+          <w:top w:val="single" w:sz="4" w:space="0" w:color="auto"/>
+          <w:left w:val="single" w:sz="4" w:space="0" w:color="auto"/>
+          <w:bottom w:val="single" w:sz="4" w:space="0" w:color="auto"/>
+          <w:right w:val="single" w:sz="4" w:space="0" w:color="auto"/>
+          <w:insideH w:val="single" w:sz="4" w:space="0" w:color="auto"/>
+          <w:insideV w:val="single" w:sz="4" w:space="0" w:color="auto"/>
+        </w:tblBorders>
+        <w:tblCellMar>
+          <w:left w:w="10" w:type="dxa"/>
+          <w:right w:w="10" w:type="dxa"/>
+        </w:tblCellMar>
+        <w:tblLook w:val="04A0" w:firstRow="1" w:lastRow="0" w:firstColumn="1" w:lastColumn="0" w:noHBand="0" w:noVBand="1"/>
+      </w:tblPr>
+      <w:tblGrid>
+        <w:gridCol w:w="9360"/>
+      </w:tblGrid>
+      <w:tr>
+        <w:tblPrEx>
+          <w:tblCellMar>
+            <w:top w:w="0" w:type="dxa"/>
+            <w:bottom w:w="0" w:type="dxa"/>
+          </w:tblCellMar>
+        </w:tblPrEx>
+        <w:tc>
+          <w:tcPr>
+            <w:tcW w:w="9360" w:type="dxa"/>
+            <w:tcBorders>
+              <w:top w:val="none" w:sz="0" w:space="0" w:color="FFFFFF"/>
+              <w:left w:val="single" w:sz="18" w:space="0" w:color="D9001D"/>
+              <w:bottom w:val="none" w:sz="0" w:space="0" w:color="FFFFFF"/>
+              <w:right w:val="none" w:sz="0" w:space="0" w:color="FFFFFF"/>
+            </w:tcBorders>
+            <w:shd w:val="clear" w:color="auto" w:fill="FDEBEC"/>
+            <w:tcMar>
+              <w:top w:w="140" w:type="dxa"/>
+              <w:left w:w="160" w:type="dxa"/>
+              <w:bottom w:w="140" w:type="dxa"/>
+              <w:right w:w="160" w:type="dxa"/>
+            </w:tcMar>
+          </w:tcPr>
+          <w:p>
+            <w:pPr>
+              <w:spacing w:after="80"/>
+            </w:pPr>
+            <w:r>
+              <w:rPr>
+                <w:b/>
+                <w:bCs/>
+                <w:color w:val="D9001D"/>
+                <w:sz w:val="26"/>
+                <w:szCs w:val="26"/>
+              </w:rPr>
+              <w:t>Important — this is a Python process, not an AI tool</w:t>
+            </w:r>
+          </w:p>
+          <w:p>
+            <w:pPr>
+              <w:spacing w:after="80" w:line="264" w:lineRule="auto"/>
+            </w:pPr>
+            <w:r>
+              <w:t xml:space="preserve">The weekly EMBL is produced </w:t>
+            </w:r>
+            <w:r>
+              <w:rPr>
+                <w:b/>
+                <w:bCs/>
+              </w:rPr>
+              <w:t>entirely by Python</w:t>
+            </w:r>
+            <w:r>
+              <w:t>, a free, open-source programming language that is fully approved for use at UBS. Every figure on the list is read directly from UBS source files and transformed by explicit, written rules (Section 7).</w:t>
+            </w:r>
+          </w:p>
+          <w:p>
+            <w:pPr>
+              <w:spacing w:after="80" w:line="264" w:lineRule="auto"/>
+            </w:pPr>
+            <w:r>
+              <w:t xml:space="preserve">The production pipeline contains </w:t>
+            </w:r>
+            <w:r>
+              <w:rPr>
+                <w:b/>
+                <w:bCs/>
+              </w:rPr>
+              <w:t>no artificial intelligence</w:t>
+            </w:r>
+            <w:r>
+              <w:t>: no machine-learning model, no large language model, and no automated judgement. It is fully deterministic — the same inputs always produce exactly the same output, and every line of code can be read and audited.</w:t>
+            </w:r>
+          </w:p>
+          <w:p>
+            <w:pPr>
+              <w:spacing w:after="0" w:line="264" w:lineRule="auto"/>
+            </w:pPr>
+            <w:r>
+              <w:t xml:space="preserve">AI was used only as a development aid while </w:t>
+            </w:r>
+            <w:r>
+              <w:rPr>
+                <w:i/>
+                <w:iCs/>
+              </w:rPr>
+              <w:t>writing</w:t>
+            </w:r>
+            <w:r>
+              <w:t xml:space="preserve"> the code, in the same way a developer uses an editor or coding assistant. The result is ordinary, human-reviewed Python source that lives in the project folder. Nothing on the published list is written, decided, scored or generated by AI. The runtime tool is Python — approved software — not AI. See Section 15 for the full scope and governance position.</w:t>
+            </w:r>
+          </w:p>
+        </w:tc>
+      </w:tr>
+    </w:tbl>
+    <w:p>
+      <w:pPr>
         <w:pStyle w:val="Heading1"/>
         <w:pBdr>
           <w:bottom w:val="single" w:sz="8" w:space="4" w:color="D9001D"/>
@@ -2014,15 +1417,7 @@
         <w:t xml:space="preserve">Correct, authoritative restrictions. </w:t>
       </w:r>
       <w:r>
-        <w:t xml:space="preserve">The Restrictions column is now looked up from the firm’s authoritative PRIIPS/MiFID classification, replacing an inferred rule that disagreed with the authoritative source on </w:t>
-      </w:r>
-      <w:proofErr w:type="gramStart"/>
-      <w:r>
-        <w:t>the majority of</w:t>
-      </w:r>
-      <w:proofErr w:type="gramEnd"/>
-      <w:r>
-        <w:t xml:space="preserve"> bonds.</w:t>
+        <w:t>The Restrictions column is now looked up from the firm’s authoritative PRIIPS/MiFID classification, replacing an inferred rule that disagreed with the authoritative source on the majority of bonds.</w:t>
       </w:r>
     </w:p>
     <w:p>
@@ -2400,23 +1795,7 @@
                 <w:sz w:val="19"/>
                 <w:szCs w:val="19"/>
               </w:rPr>
-              <w:t xml:space="preserve">Builds the landscape PDF and owns ALL business logic in the </w:t>
-            </w:r>
-            <w:proofErr w:type="spellStart"/>
-            <w:r>
-              <w:rPr>
-                <w:sz w:val="19"/>
-                <w:szCs w:val="19"/>
-              </w:rPr>
-              <w:t>GEMData</w:t>
-            </w:r>
-            <w:proofErr w:type="spellEnd"/>
-            <w:r>
-              <w:rPr>
-                <w:sz w:val="19"/>
-                <w:szCs w:val="19"/>
-              </w:rPr>
-              <w:t xml:space="preserve"> class: eligibility, rating resolution, restrictions, region classification, and the week-on-week diff.</w:t>
+              <w:t>Builds the landscape PDF and owns ALL business logic in the GEMData class: eligibility, rating resolution, restrictions, region classification, and the week-on-week diff.</w:t>
             </w:r>
           </w:p>
         </w:tc>
@@ -2554,23 +1933,7 @@
                 <w:sz w:val="19"/>
                 <w:szCs w:val="19"/>
               </w:rPr>
-              <w:t xml:space="preserve">Builds the </w:t>
-            </w:r>
-            <w:proofErr w:type="spellStart"/>
-            <w:r>
-              <w:rPr>
-                <w:sz w:val="19"/>
-                <w:szCs w:val="19"/>
-              </w:rPr>
-              <w:t>LatAm</w:t>
-            </w:r>
-            <w:proofErr w:type="spellEnd"/>
-            <w:r>
-              <w:rPr>
-                <w:sz w:val="19"/>
-                <w:szCs w:val="19"/>
-              </w:rPr>
-              <w:t xml:space="preserve"> bond ladder PDF.</w:t>
+              <w:t>Builds the LatAm bond ladder PDF.</w:t>
             </w:r>
           </w:p>
         </w:tc>
@@ -2656,7 +2019,6 @@
       <w:r>
         <w:t xml:space="preserve">Because </w:t>
       </w:r>
-      <w:proofErr w:type="spellStart"/>
       <w:r>
         <w:rPr>
           <w:b/>
@@ -2664,7 +2026,6 @@
         </w:rPr>
         <w:t>GEMData</w:t>
       </w:r>
-      <w:proofErr w:type="spellEnd"/>
       <w:r>
         <w:t xml:space="preserve"> is the single home for the business rules, a change to a rule (for example, what counts as eligible) automatically applies everywhere — the PDF, both Excels, the ladder and the restrictions workbook.</w:t>
       </w:r>
@@ -2674,13 +2035,8 @@
         <w:pStyle w:val="Heading2"/>
       </w:pPr>
       <w:bookmarkStart w:id="4" w:name="_Toc232083416"/>
-      <w:proofErr w:type="gramStart"/>
-      <w:r>
-        <w:t>3.1  Folder</w:t>
-      </w:r>
-      <w:proofErr w:type="gramEnd"/>
-      <w:r>
-        <w:t xml:space="preserve"> layout</w:t>
+      <w:r>
+        <w:t>3.1  Folder layout</w:t>
       </w:r>
       <w:bookmarkEnd w:id="4"/>
     </w:p>
@@ -2893,10 +2249,7 @@
       </w:pPr>
       <w:r>
         <w:lastRenderedPageBreak/>
-        <w:t>Each week the pipeline reads seven source files from data/current, plus two files from data/previous for the week-on-week comparison</w:t>
-      </w:r>
-      <w:r>
-        <w:t>. As a reference, these text files are downloaded from the Credit Work Bench.</w:t>
+        <w:t>Each week the pipeline reads seven source files from data/current, plus two files from data/previous for the week-on-week comparison. As a reference, these text files are downloaded from the Credit Work Bench.</w:t>
       </w:r>
     </w:p>
     <w:p>
@@ -2904,10 +2257,7 @@
         <w:spacing w:after="120" w:line="276" w:lineRule="auto"/>
       </w:pPr>
       <w:r>
-        <w:t xml:space="preserve">The pipeline </w:t>
-      </w:r>
-      <w:r>
-        <w:t>also reads the PRIIPS restrictions extract, and (only when needed) a legal-exclusions file.</w:t>
+        <w:t>The pipeline also reads the PRIIPS restrictions extract, and (only when needed) a legal-exclusions file.</w:t>
       </w:r>
     </w:p>
     <w:tbl>
@@ -3143,39 +2493,7 @@
                 <w:sz w:val="19"/>
                 <w:szCs w:val="19"/>
               </w:rPr>
-              <w:t>Weekly per-security overlay: recommendation, WMR flag, and bond-level agency ratings (</w:t>
-            </w:r>
-            <w:proofErr w:type="spellStart"/>
-            <w:r>
-              <w:rPr>
-                <w:sz w:val="19"/>
-                <w:szCs w:val="19"/>
-              </w:rPr>
-              <w:t>RatingSP</w:t>
-            </w:r>
-            <w:proofErr w:type="spellEnd"/>
-            <w:r>
-              <w:rPr>
-                <w:sz w:val="19"/>
-                <w:szCs w:val="19"/>
-              </w:rPr>
-              <w:t xml:space="preserve"> / </w:t>
-            </w:r>
-            <w:proofErr w:type="spellStart"/>
-            <w:r>
-              <w:rPr>
-                <w:sz w:val="19"/>
-                <w:szCs w:val="19"/>
-              </w:rPr>
-              <w:t>RatingMdy</w:t>
-            </w:r>
-            <w:proofErr w:type="spellEnd"/>
-            <w:r>
-              <w:rPr>
-                <w:sz w:val="19"/>
-                <w:szCs w:val="19"/>
-              </w:rPr>
-              <w:t>).</w:t>
+              <w:t>Weekly per-security overlay: recommendation, WMR flag, and bond-level agency ratings (RatingSP / RatingMdy).</w:t>
             </w:r>
           </w:p>
         </w:tc>
@@ -3381,23 +2699,7 @@
                 <w:sz w:val="19"/>
                 <w:szCs w:val="19"/>
               </w:rPr>
-              <w:t xml:space="preserve">Per-issuer credit-view </w:t>
-            </w:r>
-            <w:proofErr w:type="spellStart"/>
-            <w:r>
-              <w:rPr>
-                <w:sz w:val="19"/>
-                <w:szCs w:val="19"/>
-              </w:rPr>
-              <w:t>colour</w:t>
-            </w:r>
-            <w:proofErr w:type="spellEnd"/>
-            <w:r>
-              <w:rPr>
-                <w:sz w:val="19"/>
-                <w:szCs w:val="19"/>
-              </w:rPr>
-              <w:t xml:space="preserve"> grid (issuer descriptions page).</w:t>
+              <w:t>Per-issuer credit-view colour grid (issuer descriptions page).</w:t>
             </w:r>
           </w:p>
         </w:tc>
@@ -3602,15 +2904,7 @@
         <w:t xml:space="preserve">Refresh the data. </w:t>
       </w:r>
       <w:r>
-        <w:t>Put this week’s seven files in data/</w:t>
-      </w:r>
-      <w:proofErr w:type="gramStart"/>
-      <w:r>
-        <w:t>current, and</w:t>
-      </w:r>
-      <w:proofErr w:type="gramEnd"/>
-      <w:r>
-        <w:t xml:space="preserve"> move last week’s two files into data/previous.</w:t>
+        <w:t>Put this week’s seven files in data/current, and move last week’s two files into data/previous.</w:t>
       </w:r>
     </w:p>
     <w:p>
@@ -3753,18 +3047,8 @@
           <w:sz w:val="18"/>
           <w:szCs w:val="18"/>
         </w:rPr>
-        <w:t xml:space="preserve">Restrictions: looked up from PRIIPS reference (27,500 </w:t>
-      </w:r>
-      <w:proofErr w:type="gramStart"/>
-      <w:r>
-        <w:rPr>
-          <w:rFonts w:ascii="Consolas" w:eastAsia="Consolas" w:hAnsi="Consolas" w:cs="Consolas"/>
-          <w:sz w:val="18"/>
-          <w:szCs w:val="18"/>
-        </w:rPr>
-        <w:t>instruments)...</w:t>
-      </w:r>
-      <w:proofErr w:type="gramEnd"/>
+        <w:t>Restrictions: looked up from PRIIPS reference (27,500 instruments)...</w:t>
+      </w:r>
     </w:p>
     <w:p>
       <w:pPr>
@@ -4256,23 +3540,7 @@
                 <w:sz w:val="19"/>
                 <w:szCs w:val="19"/>
               </w:rPr>
-              <w:t xml:space="preserve">The </w:t>
-            </w:r>
-            <w:proofErr w:type="spellStart"/>
-            <w:r>
-              <w:rPr>
-                <w:sz w:val="19"/>
-                <w:szCs w:val="19"/>
-              </w:rPr>
-              <w:t>LatAm</w:t>
-            </w:r>
-            <w:proofErr w:type="spellEnd"/>
-            <w:r>
-              <w:rPr>
-                <w:sz w:val="19"/>
-                <w:szCs w:val="19"/>
-              </w:rPr>
-              <w:t xml:space="preserve"> bond ladder.</w:t>
+              <w:t>The LatAm bond ladder.</w:t>
             </w:r>
           </w:p>
         </w:tc>
@@ -4648,13 +3916,8 @@
         <w:pStyle w:val="Heading2"/>
       </w:pPr>
       <w:bookmarkStart w:id="9" w:name="_Toc232083421"/>
-      <w:proofErr w:type="gramStart"/>
-      <w:r>
-        <w:t>7.1  Which</w:t>
-      </w:r>
-      <w:proofErr w:type="gramEnd"/>
-      <w:r>
-        <w:t xml:space="preserve"> bonds make the list (eligibility)</w:t>
+      <w:r>
+        <w:t>7.1  Which bonds make the list (eligibility)</w:t>
       </w:r>
       <w:bookmarkEnd w:id="9"/>
     </w:p>
@@ -4663,15 +3926,7 @@
         <w:spacing w:after="120" w:line="276" w:lineRule="auto"/>
       </w:pPr>
       <w:r>
-        <w:t xml:space="preserve">A bond is included only when </w:t>
-      </w:r>
-      <w:proofErr w:type="gramStart"/>
-      <w:r>
-        <w:t>all of</w:t>
-      </w:r>
-      <w:proofErr w:type="gramEnd"/>
-      <w:r>
-        <w:t xml:space="preserve"> the following hold:</w:t>
+        <w:t>A bond is included only when all of the following hold:</w:t>
       </w:r>
     </w:p>
     <w:p>
@@ -4691,23 +3946,7 @@
           <w:i/>
           <w:iCs/>
         </w:rPr>
-        <w:t>(</w:t>
-      </w:r>
-      <w:proofErr w:type="spellStart"/>
-      <w:r>
-        <w:rPr>
-          <w:i/>
-          <w:iCs/>
-        </w:rPr>
-        <w:t>TopListCategory</w:t>
-      </w:r>
-      <w:proofErr w:type="spellEnd"/>
-      <w:r>
-        <w:rPr>
-          <w:i/>
-          <w:iCs/>
-        </w:rPr>
-        <w:t xml:space="preserve"> = GEM).</w:t>
+        <w:t>(TopListCategory = GEM).</w:t>
       </w:r>
     </w:p>
     <w:p>
@@ -4748,13 +3987,8 @@
         <w:pStyle w:val="Heading2"/>
       </w:pPr>
       <w:bookmarkStart w:id="10" w:name="_Toc232083422"/>
-      <w:proofErr w:type="gramStart"/>
-      <w:r>
-        <w:t>7.2  The</w:t>
-      </w:r>
-      <w:proofErr w:type="gramEnd"/>
-      <w:r>
-        <w:t xml:space="preserve"> automatic six-month maturity exclusion</w:t>
+      <w:r>
+        <w:t>7.2  The automatic six-month maturity exclusion</w:t>
       </w:r>
       <w:bookmarkEnd w:id="10"/>
     </w:p>
@@ -4764,18 +3998,8 @@
       </w:pPr>
       <w:r>
         <w:t xml:space="preserve">Any bond maturing within 180 days is dropped automatically, so the list never carries near-maturity paper. The single exception is defaulted Venezuelan sovereigns, which are kept until a </w:t>
-      </w:r>
-      <w:r>
         <w:lastRenderedPageBreak/>
-        <w:t xml:space="preserve">restructuring regardless of stated maturity. This rule runs on both the current and previous week, so a bond that ages out simply </w:t>
-      </w:r>
-      <w:proofErr w:type="gramStart"/>
-      <w:r>
-        <w:t>shows</w:t>
-      </w:r>
-      <w:proofErr w:type="gramEnd"/>
-      <w:r>
-        <w:t xml:space="preserve"> as a normal Deletion.</w:t>
+        <w:t>restructuring regardless of stated maturity. This rule runs on both the current and previous week, so a bond that ages out simply shows as a normal Deletion.</w:t>
       </w:r>
     </w:p>
     <w:p>
@@ -4783,13 +4007,8 @@
         <w:pStyle w:val="Heading2"/>
       </w:pPr>
       <w:bookmarkStart w:id="11" w:name="_Toc232083423"/>
-      <w:proofErr w:type="gramStart"/>
-      <w:r>
-        <w:t>7.3  Subordinated</w:t>
-      </w:r>
-      <w:proofErr w:type="gramEnd"/>
-      <w:r>
-        <w:t xml:space="preserve"> bonds</w:t>
+      <w:r>
+        <w:t>7.3  Subordinated bonds</w:t>
       </w:r>
       <w:bookmarkEnd w:id="11"/>
     </w:p>
@@ -4824,13 +4043,8 @@
         <w:pStyle w:val="Heading2"/>
       </w:pPr>
       <w:bookmarkStart w:id="12" w:name="_Toc232083424"/>
-      <w:proofErr w:type="gramStart"/>
-      <w:r>
-        <w:t>7.4  Ratings</w:t>
-      </w:r>
-      <w:proofErr w:type="gramEnd"/>
-      <w:r>
-        <w:t xml:space="preserve"> (S&amp;P / Moody’s columns)</w:t>
+      <w:r>
+        <w:t>7.4  Ratings (S&amp;P / Moody’s columns)</w:t>
       </w:r>
       <w:bookmarkEnd w:id="12"/>
     </w:p>
@@ -4925,13 +4139,8 @@
         <w:pStyle w:val="Heading2"/>
       </w:pPr>
       <w:bookmarkStart w:id="13" w:name="_Toc232083425"/>
-      <w:proofErr w:type="gramStart"/>
-      <w:r>
-        <w:t>7.5  Offer</w:t>
-      </w:r>
-      <w:proofErr w:type="gramEnd"/>
-      <w:r>
-        <w:t xml:space="preserve"> yield</w:t>
+      <w:r>
+        <w:t>7.5  Offer yield</w:t>
       </w:r>
       <w:bookmarkEnd w:id="13"/>
     </w:p>
@@ -4940,15 +4149,7 @@
         <w:spacing w:after="120" w:line="276" w:lineRule="auto"/>
       </w:pPr>
       <w:r>
-        <w:t xml:space="preserve">Offer yield is shown for normal fixed-rate bonds and for fixed-to-float instruments (AT1/T2 capital and corporate hybrids), where a genuine yield-to-call is available from the feed. Only pure floating-rate notes — where a yield-to-maturity is not meaningful and the feed returns zero or blank — are shown as n/a. This corrected an earlier </w:t>
-      </w:r>
-      <w:proofErr w:type="spellStart"/>
-      <w:r>
-        <w:t>behaviour</w:t>
-      </w:r>
-      <w:proofErr w:type="spellEnd"/>
-      <w:r>
-        <w:t xml:space="preserve"> where fixed-to-float bonds were wrongly blanked out.</w:t>
+        <w:t>Offer yield is shown for normal fixed-rate bonds and for fixed-to-float instruments (AT1/T2 capital and corporate hybrids), where a genuine yield-to-call is available from the feed. Only pure floating-rate notes — where a yield-to-maturity is not meaningful and the feed returns zero or blank — are shown as n/a. This corrected an earlier behaviour where fixed-to-float bonds were wrongly blanked out.</w:t>
       </w:r>
     </w:p>
     <w:p>
@@ -4956,13 +4157,8 @@
         <w:pStyle w:val="Heading2"/>
       </w:pPr>
       <w:bookmarkStart w:id="14" w:name="_Toc232083426"/>
-      <w:proofErr w:type="gramStart"/>
-      <w:r>
-        <w:t>7.6  The</w:t>
-      </w:r>
-      <w:proofErr w:type="gramEnd"/>
-      <w:r>
-        <w:t xml:space="preserve"> Restrictions column</w:t>
+      <w:r>
+        <w:t>7.6  The Restrictions column</w:t>
       </w:r>
       <w:bookmarkEnd w:id="14"/>
     </w:p>
@@ -5380,15 +4576,7 @@
         <w:spacing w:after="120" w:line="276" w:lineRule="auto"/>
       </w:pPr>
       <w:r>
-        <w:t>A bond that is on the list but not yet in the extract (typically a very new issue) is shown as n/</w:t>
-      </w:r>
-      <w:proofErr w:type="gramStart"/>
-      <w:r>
-        <w:t>a and</w:t>
-      </w:r>
-      <w:proofErr w:type="gramEnd"/>
-      <w:r>
-        <w:t xml:space="preserve"> recorded in priips_unmatched_report.csv so it can be chased.</w:t>
+        <w:t>A bond that is on the list but not yet in the extract (typically a very new issue) is shown as n/a and recorded in priips_unmatched_report.csv so it can be chased.</w:t>
       </w:r>
     </w:p>
     <w:p>
@@ -5396,13 +4584,8 @@
         <w:pStyle w:val="Heading2"/>
       </w:pPr>
       <w:bookmarkStart w:id="15" w:name="_Toc232083427"/>
-      <w:proofErr w:type="gramStart"/>
-      <w:r>
-        <w:t>7.7  The</w:t>
-      </w:r>
-      <w:proofErr w:type="gramEnd"/>
-      <w:r>
-        <w:t xml:space="preserve"> week-on-week comparison</w:t>
+      <w:r>
+        <w:t>7.7  The week-on-week comparison</w:t>
       </w:r>
       <w:bookmarkEnd w:id="15"/>
     </w:p>
@@ -5411,15 +4594,7 @@
         <w:spacing w:after="120" w:line="276" w:lineRule="auto"/>
       </w:pPr>
       <w:r>
-        <w:t xml:space="preserve">Additions, Deletions, Upgrades and Downgrades are computed by comparing this week’s eligible set against last </w:t>
-      </w:r>
-      <w:proofErr w:type="gramStart"/>
-      <w:r>
-        <w:t>week’s</w:t>
-      </w:r>
-      <w:proofErr w:type="gramEnd"/>
-      <w:r>
-        <w:t>, both run through the same eligibility rules so the comparison is fair. Perpetual bonds appearing in these sections display "Perpetual" (rather than a blank) in the maturity column.</w:t>
+        <w:t>Additions, Deletions, Upgrades and Downgrades are computed by comparing this week’s eligible set against last week’s, both run through the same eligibility rules so the comparison is fair. Perpetual bonds appearing in these sections display "Perpetual" (rather than a blank) in the maturity column.</w:t>
       </w:r>
     </w:p>
     <w:p>
@@ -5448,13 +4623,8 @@
         <w:pStyle w:val="Heading2"/>
       </w:pPr>
       <w:bookmarkStart w:id="17" w:name="_Toc232083429"/>
-      <w:proofErr w:type="gramStart"/>
-      <w:r>
-        <w:t>8.1  The</w:t>
-      </w:r>
-      <w:proofErr w:type="gramEnd"/>
-      <w:r>
-        <w:t xml:space="preserve"> weekly task</w:t>
+      <w:r>
+        <w:t>8.1  The weekly task</w:t>
       </w:r>
       <w:bookmarkEnd w:id="17"/>
     </w:p>
@@ -5495,15 +4665,7 @@
         <w:t xml:space="preserve">Save it into the data folder </w:t>
       </w:r>
       <w:r>
-        <w:t>(next to current/ and previous/). The file name only needs to contain the word "PRIIPS"; .</w:t>
-      </w:r>
-      <w:proofErr w:type="spellStart"/>
-      <w:r>
-        <w:t>xls</w:t>
-      </w:r>
-      <w:proofErr w:type="spellEnd"/>
-      <w:r>
-        <w:t>, .xlsx or .csv are all accepted. No renaming is required.</w:t>
+        <w:t>(next to current/ and previous/). The file name only needs to contain the word "PRIIPS"; .xls, .xlsx or .csv are all accepted. No renaming is required.</w:t>
       </w:r>
     </w:p>
     <w:p>
@@ -5531,13 +4693,8 @@
         <w:pStyle w:val="Heading2"/>
       </w:pPr>
       <w:bookmarkStart w:id="18" w:name="_Toc232083430"/>
-      <w:proofErr w:type="gramStart"/>
-      <w:r>
-        <w:t>8.2  Required</w:t>
-      </w:r>
-      <w:proofErr w:type="gramEnd"/>
-      <w:r>
-        <w:t xml:space="preserve"> columns in the extract</w:t>
+      <w:r>
+        <w:t>8.2  Required columns in the extract</w:t>
       </w:r>
       <w:bookmarkEnd w:id="18"/>
     </w:p>
@@ -5546,15 +4703,7 @@
         <w:spacing w:after="120" w:line="276" w:lineRule="auto"/>
       </w:pPr>
       <w:r>
-        <w:t xml:space="preserve">The extract must contain these columns (keyed by ISIN, with </w:t>
-      </w:r>
-      <w:proofErr w:type="spellStart"/>
-      <w:r>
-        <w:t>Valoren</w:t>
-      </w:r>
-      <w:proofErr w:type="spellEnd"/>
-      <w:r>
-        <w:t xml:space="preserve"> as a fallback):</w:t>
+        <w:t>The extract must contain these columns (keyed by ISIN, with Valoren as a fallback):</w:t>
       </w:r>
     </w:p>
     <w:tbl>
@@ -5785,21 +4934,12 @@
             <w:pPr>
               <w:spacing w:line="264" w:lineRule="auto"/>
             </w:pPr>
-            <w:proofErr w:type="spellStart"/>
-            <w:r>
-              <w:rPr>
-                <w:sz w:val="19"/>
-                <w:szCs w:val="19"/>
-              </w:rPr>
-              <w:t>Valoren</w:t>
-            </w:r>
-            <w:proofErr w:type="spellEnd"/>
-            <w:r>
-              <w:rPr>
-                <w:sz w:val="19"/>
-                <w:szCs w:val="19"/>
-              </w:rPr>
-              <w:t xml:space="preserve"> number (fallback key).</w:t>
+            <w:r>
+              <w:rPr>
+                <w:sz w:val="19"/>
+                <w:szCs w:val="19"/>
+              </w:rPr>
+              <w:t>Valoren number (fallback key).</w:t>
             </w:r>
           </w:p>
         </w:tc>
@@ -6021,14 +5161,9 @@
         <w:pStyle w:val="Heading2"/>
       </w:pPr>
       <w:bookmarkStart w:id="19" w:name="_Toc232083431"/>
-      <w:proofErr w:type="gramStart"/>
       <w:r>
         <w:lastRenderedPageBreak/>
-        <w:t>8.3  The</w:t>
-      </w:r>
-      <w:proofErr w:type="gramEnd"/>
-      <w:r>
-        <w:t xml:space="preserve"> clean workbook the pipeline gives back</w:t>
+        <w:t>8.3  The clean workbook the pipeline gives back</w:t>
       </w:r>
       <w:bookmarkEnd w:id="19"/>
     </w:p>
@@ -6037,15 +5172,7 @@
         <w:spacing w:after="120" w:line="276" w:lineRule="auto"/>
       </w:pPr>
       <w:r>
-        <w:t xml:space="preserve">Every run </w:t>
-      </w:r>
-      <w:proofErr w:type="gramStart"/>
-      <w:r>
-        <w:t>produces</w:t>
-      </w:r>
-      <w:proofErr w:type="gramEnd"/>
-      <w:r>
-        <w:t xml:space="preserve"> </w:t>
+        <w:t xml:space="preserve">Every run produces </w:t>
       </w:r>
       <w:r>
         <w:rPr>
@@ -6095,15 +5222,7 @@
         <w:t xml:space="preserve">"Restrictions (Offshore)" </w:t>
       </w:r>
       <w:r>
-        <w:t xml:space="preserve">— one clean row per Offshore bond: ISIN, Valor, issuer, the final restriction, and the source </w:t>
-      </w:r>
-      <w:proofErr w:type="gramStart"/>
-      <w:r>
-        <w:t>flags</w:t>
-      </w:r>
-      <w:proofErr w:type="gramEnd"/>
-      <w:r>
-        <w:t xml:space="preserve"> it came from. New issues not yet in the extract are highlighted so they can be added.</w:t>
+        <w:t>— one clean row per Offshore bond: ISIN, Valor, issuer, the final restriction, and the source flags it came from. New issues not yet in the extract are highlighted so they can be added.</w:t>
       </w:r>
     </w:p>
     <w:tbl>
@@ -6174,13 +5293,8 @@
             <w:pPr>
               <w:spacing w:after="40" w:line="264" w:lineRule="auto"/>
             </w:pPr>
-            <w:proofErr w:type="gramStart"/>
-            <w:r>
-              <w:t>So</w:t>
-            </w:r>
-            <w:proofErr w:type="gramEnd"/>
-            <w:r>
-              <w:t xml:space="preserve"> the only way to remove the manual step is to automate delivery of the data (an IT/Compliance feed keyed by ISIN), not to guess it. Until then, keeping the extract current is the Asia team’s single, simple task.</w:t>
+            <w:r>
+              <w:t>So the only way to remove the manual step is to automate delivery of the data (an IT/Compliance feed keyed by ISIN), not to guess it. Until then, keeping the extract current is the Asia team’s single, simple task.</w:t>
             </w:r>
           </w:p>
         </w:tc>
@@ -6212,13 +5326,8 @@
         <w:pStyle w:val="Heading2"/>
       </w:pPr>
       <w:bookmarkStart w:id="21" w:name="_Toc232083433"/>
-      <w:proofErr w:type="gramStart"/>
-      <w:r>
-        <w:t>9.1  How</w:t>
-      </w:r>
-      <w:proofErr w:type="gramEnd"/>
-      <w:r>
-        <w:t xml:space="preserve"> to pull bonds</w:t>
+      <w:r>
+        <w:t>9.1  How to pull bonds</w:t>
       </w:r>
       <w:bookmarkEnd w:id="21"/>
     </w:p>
@@ -6319,15 +5428,7 @@
         <w:t xml:space="preserve">Re-run run_weekly.py. </w:t>
       </w:r>
       <w:r>
-        <w:t xml:space="preserve">Every output </w:t>
-      </w:r>
-      <w:proofErr w:type="gramStart"/>
-      <w:r>
-        <w:t>regenerates</w:t>
-      </w:r>
-      <w:proofErr w:type="gramEnd"/>
-      <w:r>
-        <w:t xml:space="preserve"> in seconds, fully consistent.</w:t>
+        <w:t>Every output regenerates in seconds, fully consistent.</w:t>
       </w:r>
     </w:p>
     <w:p>
@@ -6335,13 +5436,8 @@
         <w:pStyle w:val="Heading2"/>
       </w:pPr>
       <w:bookmarkStart w:id="22" w:name="_Toc232083434"/>
-      <w:proofErr w:type="gramStart"/>
-      <w:r>
-        <w:t>9.2  What</w:t>
-      </w:r>
-      <w:proofErr w:type="gramEnd"/>
-      <w:r>
-        <w:t xml:space="preserve"> happens</w:t>
+      <w:r>
+        <w:t>9.2  What happens</w:t>
       </w:r>
       <w:bookmarkEnd w:id="22"/>
     </w:p>
@@ -6467,15 +5563,7 @@
               <w:spacing w:after="40" w:line="264" w:lineRule="auto"/>
             </w:pPr>
             <w:r>
-              <w:t xml:space="preserve">The file is </w:t>
-            </w:r>
-            <w:proofErr w:type="gramStart"/>
-            <w:r>
-              <w:t>forgiving:</w:t>
-            </w:r>
-            <w:proofErr w:type="gramEnd"/>
-            <w:r>
-              <w:t xml:space="preserve"> only ISINs and names are read; comments (lines starting with #), headers and pasted reasons are ignored.</w:t>
+              <w:t>The file is forgiving: only ISINs and names are read; comments (lines starting with #), headers and pasted reasons are ignored.</w:t>
             </w:r>
           </w:p>
           <w:p>
@@ -6672,23 +5760,7 @@
                 <w:sz w:val="19"/>
                 <w:szCs w:val="19"/>
               </w:rPr>
-              <w:t>Offer yield showed n/</w:t>
-            </w:r>
-            <w:proofErr w:type="gramStart"/>
-            <w:r>
-              <w:rPr>
-                <w:sz w:val="19"/>
-                <w:szCs w:val="19"/>
-              </w:rPr>
-              <w:t>a for</w:t>
-            </w:r>
-            <w:proofErr w:type="gramEnd"/>
-            <w:r>
-              <w:rPr>
-                <w:sz w:val="19"/>
-                <w:szCs w:val="19"/>
-              </w:rPr>
-              <w:t xml:space="preserve"> some bonds that had data before.</w:t>
+              <w:t>Offer yield showed n/a for some bonds that had data before.</w:t>
             </w:r>
           </w:p>
         </w:tc>
@@ -7111,33 +6183,13 @@
             <w:pPr>
               <w:spacing w:line="264" w:lineRule="auto"/>
             </w:pPr>
-            <w:proofErr w:type="spellStart"/>
-            <w:proofErr w:type="gramStart"/>
-            <w:r>
-              <w:rPr>
-                <w:sz w:val="19"/>
-                <w:szCs w:val="19"/>
-              </w:rPr>
-              <w:t>GEMData</w:t>
-            </w:r>
-            <w:proofErr w:type="spellEnd"/>
-            <w:r>
-              <w:rPr>
-                <w:sz w:val="19"/>
-                <w:szCs w:val="19"/>
-              </w:rPr>
-              <w:t>._</w:t>
-            </w:r>
-            <w:proofErr w:type="spellStart"/>
-            <w:proofErr w:type="gramEnd"/>
-            <w:r>
-              <w:rPr>
-                <w:sz w:val="19"/>
-                <w:szCs w:val="19"/>
-              </w:rPr>
-              <w:t>classify_for_list</w:t>
-            </w:r>
-            <w:proofErr w:type="spellEnd"/>
+            <w:r>
+              <w:rPr>
+                <w:sz w:val="19"/>
+                <w:szCs w:val="19"/>
+              </w:rPr>
+              <w:t>GEMData._classify_for_list</w:t>
+            </w:r>
           </w:p>
         </w:tc>
       </w:tr>
@@ -7175,17 +6227,8 @@
                 <w:sz w:val="19"/>
                 <w:szCs w:val="19"/>
               </w:rPr>
-              <w:t xml:space="preserve">A single bond row’s </w:t>
-            </w:r>
-            <w:proofErr w:type="gramStart"/>
-            <w:r>
-              <w:rPr>
-                <w:sz w:val="19"/>
-                <w:szCs w:val="19"/>
-              </w:rPr>
-              <w:t>displayed values (ratings, yield, region)</w:t>
-            </w:r>
-            <w:proofErr w:type="gramEnd"/>
+              <w:t>A single bond row’s displayed values (ratings, yield, region)</w:t>
+            </w:r>
           </w:p>
         </w:tc>
         <w:tc>
@@ -7210,7 +6253,6 @@
             <w:pPr>
               <w:spacing w:line="264" w:lineRule="auto"/>
             </w:pPr>
-            <w:proofErr w:type="spellStart"/>
             <w:r>
               <w:rPr>
                 <w:sz w:val="19"/>
@@ -7218,7 +6260,6 @@
               </w:rPr>
               <w:t>GEMData.bond_row</w:t>
             </w:r>
-            <w:proofErr w:type="spellEnd"/>
           </w:p>
         </w:tc>
       </w:tr>
@@ -7285,23 +6326,7 @@
                 <w:sz w:val="19"/>
                 <w:szCs w:val="19"/>
               </w:rPr>
-              <w:t>_</w:t>
-            </w:r>
-            <w:proofErr w:type="spellStart"/>
-            <w:r>
-              <w:rPr>
-                <w:sz w:val="19"/>
-                <w:szCs w:val="19"/>
-              </w:rPr>
-              <w:t>restriction_from_flags</w:t>
-            </w:r>
-            <w:proofErr w:type="spellEnd"/>
-            <w:r>
-              <w:rPr>
-                <w:sz w:val="19"/>
-                <w:szCs w:val="19"/>
-              </w:rPr>
-              <w:t xml:space="preserve"> + the PRIIPS reference file</w:t>
+              <w:t>_restriction_from_flags + the PRIIPS reference file</w:t>
             </w:r>
           </w:p>
         </w:tc>
@@ -7650,23 +6675,7 @@
               <w:spacing w:after="40" w:line="264" w:lineRule="auto"/>
             </w:pPr>
             <w:r>
-              <w:t xml:space="preserve">Keep business rules in </w:t>
-            </w:r>
-            <w:proofErr w:type="spellStart"/>
-            <w:r>
-              <w:t>GEMData</w:t>
-            </w:r>
-            <w:proofErr w:type="spellEnd"/>
-            <w:r>
-              <w:t xml:space="preserve"> (the PDF module). The Excel builder imports from it, so a rule changed </w:t>
-            </w:r>
-            <w:proofErr w:type="spellStart"/>
-            <w:r>
-              <w:t>there</w:t>
-            </w:r>
-            <w:proofErr w:type="spellEnd"/>
-            <w:r>
-              <w:t xml:space="preserve"> flows to every output and the PDF and Excels stay in agreement.</w:t>
+              <w:t>Keep business rules in GEMData (the PDF module). The Excel builder imports from it, so a rule changed there flows to every output and the PDF and Excels stay in agreement.</w:t>
             </w:r>
           </w:p>
           <w:p>
@@ -7687,11 +6696,677 @@
           <w:bottom w:val="single" w:sz="8" w:space="4" w:color="D9001D"/>
         </w:pBdr>
       </w:pPr>
-      <w:bookmarkStart w:id="26" w:name="_Toc232083438"/>
-      <w:r>
-        <w:t>13.  Glossary</w:t>
-      </w:r>
-      <w:bookmarkEnd w:id="26"/>
+      <w:bookmarkStart w:id="50" w:name="_Toc90000014"/>
+      <w:r>
+        <w:t xml:space="preserve">14.  Roles, Accountability &amp; Backups</w:t>
+      </w:r>
+      <w:bookmarkEnd w:id="50"/>
+    </w:p>
+    <w:p>
+      <w:pPr>
+        <w:spacing w:after="120" w:line="276" w:lineRule="auto"/>
+      </w:pPr>
+      <w:r>
+        <w:t xml:space="preserve">The list must be produced reliably whatever happens to any one person’s diary. This section names the roles, who holds them, and the backups. The process owner keeps the names current.</w:t>
+      </w:r>
+    </w:p>
+    <w:tbl>
+      <w:tblPr>
+        <w:tblW w:w="9360" w:type="dxa"/>
+        <w:tblBorders>
+          <w:top w:val="single" w:sz="4" w:space="0" w:color="auto"/>
+          <w:left w:val="single" w:sz="4" w:space="0" w:color="auto"/>
+          <w:bottom w:val="single" w:sz="4" w:space="0" w:color="auto"/>
+          <w:right w:val="single" w:sz="4" w:space="0" w:color="auto"/>
+          <w:insideH w:val="single" w:sz="4" w:space="0" w:color="auto"/>
+          <w:insideV w:val="single" w:sz="4" w:space="0" w:color="auto"/>
+        </w:tblBorders>
+        <w:tblCellMar>
+          <w:left w:w="10" w:type="dxa"/>
+          <w:right w:w="10" w:type="dxa"/>
+        </w:tblCellMar>
+        <w:tblLook w:val="04A0" w:firstRow="1" w:lastRow="0" w:firstColumn="1" w:lastColumn="0" w:noHBand="0" w:noVBand="1"/>
+      </w:tblPr>
+      <w:tblGrid>
+        <w:gridCol w:w="2600"/>
+        <w:gridCol w:w="6760"/>
+      </w:tblGrid>
+      <w:tr>
+        <w:tblPrEx>
+          <w:tblCellMar>
+            <w:top w:w="0" w:type="dxa"/>
+            <w:bottom w:w="0" w:type="dxa"/>
+          </w:tblCellMar>
+        </w:tblPrEx>
+        <w:trPr>
+          <w:tblHeader/>
+        </w:trPr>
+        <w:tc>
+          <w:tcPr>
+            <w:tcW w:w="2600" w:type="dxa"/>
+            <w:tcBorders>
+              <w:top w:val="single" w:sz="1" w:space="0" w:color="CCCCCC"/>
+              <w:left w:val="single" w:sz="1" w:space="0" w:color="CCCCCC"/>
+              <w:bottom w:val="single" w:sz="1" w:space="0" w:color="CCCCCC"/>
+              <w:right w:val="single" w:sz="1" w:space="0" w:color="CCCCCC"/>
+            </w:tcBorders>
+            <w:shd w:val="clear" w:color="auto" w:fill="D9001D"/>
+            <w:tcMar>
+              <w:top w:w="70" w:type="dxa"/>
+              <w:left w:w="110" w:type="dxa"/>
+              <w:bottom w:w="70" w:type="dxa"/>
+              <w:right w:w="110" w:type="dxa"/>
+            </w:tcMar>
+            <w:vAlign w:val="center"/>
+          </w:tcPr>
+          <w:p>
+            <w:pPr>
+              <w:spacing w:line="264" w:lineRule="auto"/>
+            </w:pPr>
+            <w:r>
+              <w:rPr>
+                <w:b/>
+                <w:bCs/>
+                <w:color w:val="FFFFFF"/>
+                <w:sz w:val="19"/>
+                <w:szCs w:val="19"/>
+              </w:rPr>
+              <w:t xml:space="preserve">Role</w:t>
+            </w:r>
+          </w:p>
+        </w:tc>
+        <w:tc>
+          <w:tcPr>
+            <w:tcW w:w="6760" w:type="dxa"/>
+            <w:tcBorders>
+              <w:top w:val="single" w:sz="1" w:space="0" w:color="CCCCCC"/>
+              <w:left w:val="single" w:sz="1" w:space="0" w:color="CCCCCC"/>
+              <w:bottom w:val="single" w:sz="1" w:space="0" w:color="CCCCCC"/>
+              <w:right w:val="single" w:sz="1" w:space="0" w:color="CCCCCC"/>
+            </w:tcBorders>
+            <w:shd w:val="clear" w:color="auto" w:fill="D9001D"/>
+            <w:tcMar>
+              <w:top w:w="70" w:type="dxa"/>
+              <w:left w:w="110" w:type="dxa"/>
+              <w:bottom w:w="70" w:type="dxa"/>
+              <w:right w:w="110" w:type="dxa"/>
+            </w:tcMar>
+            <w:vAlign w:val="center"/>
+          </w:tcPr>
+          <w:p>
+            <w:pPr>
+              <w:spacing w:line="264" w:lineRule="auto"/>
+            </w:pPr>
+            <w:r>
+              <w:rPr>
+                <w:b/>
+                <w:bCs/>
+                <w:color w:val="FFFFFF"/>
+                <w:sz w:val="19"/>
+                <w:szCs w:val="19"/>
+              </w:rPr>
+              <w:t xml:space="preserve">Who holds it, and what they are accountable for</w:t>
+            </w:r>
+          </w:p>
+        </w:tc>
+      </w:tr>
+      <w:tr>
+        <w:tblPrEx>
+          <w:tblCellMar>
+            <w:top w:w="0" w:type="dxa"/>
+            <w:bottom w:w="0" w:type="dxa"/>
+          </w:tblCellMar>
+        </w:tblPrEx>
+        <w:tc>
+          <w:tcPr>
+            <w:tcW w:w="2600" w:type="dxa"/>
+            <w:tcBorders>
+              <w:top w:val="single" w:sz="1" w:space="0" w:color="CCCCCC"/>
+              <w:left w:val="single" w:sz="1" w:space="0" w:color="CCCCCC"/>
+              <w:bottom w:val="single" w:sz="1" w:space="0" w:color="CCCCCC"/>
+              <w:right w:val="single" w:sz="1" w:space="0" w:color="CCCCCC"/>
+            </w:tcBorders>
+            <w:tcMar>
+              <w:top w:w="70" w:type="dxa"/>
+              <w:left w:w="110" w:type="dxa"/>
+              <w:bottom w:w="70" w:type="dxa"/>
+              <w:right w:w="110" w:type="dxa"/>
+            </w:tcMar>
+            <w:vAlign w:val="center"/>
+          </w:tcPr>
+          <w:p>
+            <w:pPr>
+              <w:spacing w:line="264" w:lineRule="auto"/>
+            </w:pPr>
+            <w:r>
+              <w:rPr>
+                <w:b/>
+                <w:bCs/>
+                <w:sz w:val="19"/>
+                <w:szCs w:val="19"/>
+              </w:rPr>
+              <w:t xml:space="preserve">Process owner</w:t>
+            </w:r>
+          </w:p>
+        </w:tc>
+        <w:tc>
+          <w:tcPr>
+            <w:tcW w:w="6760" w:type="dxa"/>
+            <w:tcBorders>
+              <w:top w:val="single" w:sz="1" w:space="0" w:color="CCCCCC"/>
+              <w:left w:val="single" w:sz="1" w:space="0" w:color="CCCCCC"/>
+              <w:bottom w:val="single" w:sz="1" w:space="0" w:color="CCCCCC"/>
+              <w:right w:val="single" w:sz="1" w:space="0" w:color="CCCCCC"/>
+            </w:tcBorders>
+            <w:tcMar>
+              <w:top w:w="70" w:type="dxa"/>
+              <w:left w:w="110" w:type="dxa"/>
+              <w:bottom w:w="70" w:type="dxa"/>
+              <w:right w:w="110" w:type="dxa"/>
+            </w:tcMar>
+            <w:vAlign w:val="center"/>
+          </w:tcPr>
+          <w:p>
+            <w:pPr>
+              <w:spacing w:line="264" w:lineRule="auto"/>
+            </w:pPr>
+            <w:r>
+              <w:rPr>
+                <w:sz w:val="19"/>
+                <w:szCs w:val="19"/>
+              </w:rPr>
+              <w:t xml:space="preserve">Alberto Rojas. Accountable for the EMBL pipeline end to end — its correctness, this manual, and ensuring the right sign-offs are in place before publication.</w:t>
+            </w:r>
+          </w:p>
+        </w:tc>
+      </w:tr>
+      <w:tr>
+        <w:tblPrEx>
+          <w:tblCellMar>
+            <w:top w:w="0" w:type="dxa"/>
+            <w:bottom w:w="0" w:type="dxa"/>
+          </w:tblCellMar>
+        </w:tblPrEx>
+        <w:tc>
+          <w:tcPr>
+            <w:tcW w:w="2600" w:type="dxa"/>
+            <w:tcBorders>
+              <w:top w:val="single" w:sz="1" w:space="0" w:color="CCCCCC"/>
+              <w:left w:val="single" w:sz="1" w:space="0" w:color="CCCCCC"/>
+              <w:bottom w:val="single" w:sz="1" w:space="0" w:color="CCCCCC"/>
+              <w:right w:val="single" w:sz="1" w:space="0" w:color="CCCCCC"/>
+            </w:tcBorders>
+            <w:tcMar>
+              <w:top w:w="70" w:type="dxa"/>
+              <w:left w:w="110" w:type="dxa"/>
+              <w:bottom w:w="70" w:type="dxa"/>
+              <w:right w:w="110" w:type="dxa"/>
+            </w:tcMar>
+            <w:vAlign w:val="center"/>
+          </w:tcPr>
+          <w:p>
+            <w:pPr>
+              <w:spacing w:line="264" w:lineRule="auto"/>
+            </w:pPr>
+            <w:r>
+              <w:rPr>
+                <w:b/>
+                <w:bCs/>
+                <w:sz w:val="19"/>
+                <w:szCs w:val="19"/>
+              </w:rPr>
+              <w:t xml:space="preserve">Primary operator</w:t>
+            </w:r>
+          </w:p>
+        </w:tc>
+        <w:tc>
+          <w:tcPr>
+            <w:tcW w:w="6760" w:type="dxa"/>
+            <w:tcBorders>
+              <w:top w:val="single" w:sz="1" w:space="0" w:color="CCCCCC"/>
+              <w:left w:val="single" w:sz="1" w:space="0" w:color="CCCCCC"/>
+              <w:bottom w:val="single" w:sz="1" w:space="0" w:color="CCCCCC"/>
+              <w:right w:val="single" w:sz="1" w:space="0" w:color="CCCCCC"/>
+            </w:tcBorders>
+            <w:tcMar>
+              <w:top w:w="70" w:type="dxa"/>
+              <w:left w:w="110" w:type="dxa"/>
+              <w:bottom w:w="70" w:type="dxa"/>
+              <w:right w:w="110" w:type="dxa"/>
+            </w:tcMar>
+            <w:vAlign w:val="center"/>
+          </w:tcPr>
+          <w:p>
+            <w:pPr>
+              <w:spacing w:line="264" w:lineRule="auto"/>
+            </w:pPr>
+            <w:r>
+              <w:rPr>
+                <w:sz w:val="19"/>
+                <w:szCs w:val="19"/>
+              </w:rPr>
+              <w:t xml:space="preserve">[name]. Runs the weekly pipeline (Section 5), reviews the outputs and audit reports, and publishes once approved.</w:t>
+            </w:r>
+          </w:p>
+        </w:tc>
+      </w:tr>
+      <w:tr>
+        <w:tblPrEx>
+          <w:tblCellMar>
+            <w:top w:w="0" w:type="dxa"/>
+            <w:bottom w:w="0" w:type="dxa"/>
+          </w:tblCellMar>
+        </w:tblPrEx>
+        <w:tc>
+          <w:tcPr>
+            <w:tcW w:w="2600" w:type="dxa"/>
+            <w:tcBorders>
+              <w:top w:val="single" w:sz="1" w:space="0" w:color="CCCCCC"/>
+              <w:left w:val="single" w:sz="1" w:space="0" w:color="CCCCCC"/>
+              <w:bottom w:val="single" w:sz="1" w:space="0" w:color="CCCCCC"/>
+              <w:right w:val="single" w:sz="1" w:space="0" w:color="CCCCCC"/>
+            </w:tcBorders>
+            <w:tcMar>
+              <w:top w:w="70" w:type="dxa"/>
+              <w:left w:w="110" w:type="dxa"/>
+              <w:bottom w:w="70" w:type="dxa"/>
+              <w:right w:w="110" w:type="dxa"/>
+            </w:tcMar>
+            <w:vAlign w:val="center"/>
+          </w:tcPr>
+          <w:p>
+            <w:pPr>
+              <w:spacing w:line="264" w:lineRule="auto"/>
+            </w:pPr>
+            <w:r>
+              <w:rPr>
+                <w:b/>
+                <w:bCs/>
+                <w:sz w:val="19"/>
+                <w:szCs w:val="19"/>
+              </w:rPr>
+              <w:t xml:space="preserve">Backup operator</w:t>
+            </w:r>
+          </w:p>
+        </w:tc>
+        <w:tc>
+          <w:tcPr>
+            <w:tcW w:w="6760" w:type="dxa"/>
+            <w:tcBorders>
+              <w:top w:val="single" w:sz="1" w:space="0" w:color="CCCCCC"/>
+              <w:left w:val="single" w:sz="1" w:space="0" w:color="CCCCCC"/>
+              <w:bottom w:val="single" w:sz="1" w:space="0" w:color="CCCCCC"/>
+              <w:right w:val="single" w:sz="1" w:space="0" w:color="CCCCCC"/>
+            </w:tcBorders>
+            <w:tcMar>
+              <w:top w:w="70" w:type="dxa"/>
+              <w:left w:w="110" w:type="dxa"/>
+              <w:bottom w:w="70" w:type="dxa"/>
+              <w:right w:w="110" w:type="dxa"/>
+            </w:tcMar>
+            <w:vAlign w:val="center"/>
+          </w:tcPr>
+          <w:p>
+            <w:pPr>
+              <w:spacing w:line="264" w:lineRule="auto"/>
+            </w:pPr>
+            <w:r>
+              <w:rPr>
+                <w:sz w:val="19"/>
+                <w:szCs w:val="19"/>
+              </w:rPr>
+              <w:t xml:space="preserve">[name]. Runs the weekly pipeline whenever the primary is unavailable. Trained on this manual; needs only Python/Spyder and access to the project folder.</w:t>
+            </w:r>
+          </w:p>
+        </w:tc>
+      </w:tr>
+      <w:tr>
+        <w:tblPrEx>
+          <w:tblCellMar>
+            <w:top w:w="0" w:type="dxa"/>
+            <w:bottom w:w="0" w:type="dxa"/>
+          </w:tblCellMar>
+        </w:tblPrEx>
+        <w:tc>
+          <w:tcPr>
+            <w:tcW w:w="2600" w:type="dxa"/>
+            <w:tcBorders>
+              <w:top w:val="single" w:sz="1" w:space="0" w:color="CCCCCC"/>
+              <w:left w:val="single" w:sz="1" w:space="0" w:color="CCCCCC"/>
+              <w:bottom w:val="single" w:sz="1" w:space="0" w:color="CCCCCC"/>
+              <w:right w:val="single" w:sz="1" w:space="0" w:color="CCCCCC"/>
+            </w:tcBorders>
+            <w:tcMar>
+              <w:top w:w="70" w:type="dxa"/>
+              <w:left w:w="110" w:type="dxa"/>
+              <w:bottom w:w="70" w:type="dxa"/>
+              <w:right w:w="110" w:type="dxa"/>
+            </w:tcMar>
+            <w:vAlign w:val="center"/>
+          </w:tcPr>
+          <w:p>
+            <w:pPr>
+              <w:spacing w:line="264" w:lineRule="auto"/>
+            </w:pPr>
+            <w:r>
+              <w:rPr>
+                <w:b/>
+                <w:bCs/>
+                <w:sz w:val="19"/>
+                <w:szCs w:val="19"/>
+              </w:rPr>
+              <w:t xml:space="preserve">Publication approver</w:t>
+            </w:r>
+          </w:p>
+        </w:tc>
+        <w:tc>
+          <w:tcPr>
+            <w:tcW w:w="6760" w:type="dxa"/>
+            <w:tcBorders>
+              <w:top w:val="single" w:sz="1" w:space="0" w:color="CCCCCC"/>
+              <w:left w:val="single" w:sz="1" w:space="0" w:color="CCCCCC"/>
+              <w:bottom w:val="single" w:sz="1" w:space="0" w:color="CCCCCC"/>
+              <w:right w:val="single" w:sz="1" w:space="0" w:color="CCCCCC"/>
+            </w:tcBorders>
+            <w:tcMar>
+              <w:top w:w="70" w:type="dxa"/>
+              <w:left w:w="110" w:type="dxa"/>
+              <w:bottom w:w="70" w:type="dxa"/>
+              <w:right w:w="110" w:type="dxa"/>
+            </w:tcMar>
+            <w:vAlign w:val="center"/>
+          </w:tcPr>
+          <w:p>
+            <w:pPr>
+              <w:spacing w:line="264" w:lineRule="auto"/>
+            </w:pPr>
+            <w:r>
+              <w:rPr>
+                <w:sz w:val="19"/>
+                <w:szCs w:val="19"/>
+              </w:rPr>
+              <w:t xml:space="preserve">[name]. Gives the final go-ahead to publish each week, having reviewed the outputs and audit reports.</w:t>
+            </w:r>
+          </w:p>
+        </w:tc>
+      </w:tr>
+      <w:tr>
+        <w:tblPrEx>
+          <w:tblCellMar>
+            <w:top w:w="0" w:type="dxa"/>
+            <w:bottom w:w="0" w:type="dxa"/>
+          </w:tblCellMar>
+        </w:tblPrEx>
+        <w:tc>
+          <w:tcPr>
+            <w:tcW w:w="2600" w:type="dxa"/>
+            <w:tcBorders>
+              <w:top w:val="single" w:sz="1" w:space="0" w:color="CCCCCC"/>
+              <w:left w:val="single" w:sz="1" w:space="0" w:color="CCCCCC"/>
+              <w:bottom w:val="single" w:sz="1" w:space="0" w:color="CCCCCC"/>
+              <w:right w:val="single" w:sz="1" w:space="0" w:color="CCCCCC"/>
+            </w:tcBorders>
+            <w:tcMar>
+              <w:top w:w="70" w:type="dxa"/>
+              <w:left w:w="110" w:type="dxa"/>
+              <w:bottom w:w="70" w:type="dxa"/>
+              <w:right w:w="110" w:type="dxa"/>
+            </w:tcMar>
+            <w:vAlign w:val="center"/>
+          </w:tcPr>
+          <w:p>
+            <w:pPr>
+              <w:spacing w:line="264" w:lineRule="auto"/>
+            </w:pPr>
+            <w:r>
+              <w:rPr>
+                <w:b/>
+                <w:bCs/>
+                <w:sz w:val="19"/>
+                <w:szCs w:val="19"/>
+              </w:rPr>
+              <w:t xml:space="preserve">Restrictions source</w:t>
+            </w:r>
+          </w:p>
+        </w:tc>
+        <w:tc>
+          <w:tcPr>
+            <w:tcW w:w="6760" w:type="dxa"/>
+            <w:tcBorders>
+              <w:top w:val="single" w:sz="1" w:space="0" w:color="CCCCCC"/>
+              <w:left w:val="single" w:sz="1" w:space="0" w:color="CCCCCC"/>
+              <w:bottom w:val="single" w:sz="1" w:space="0" w:color="CCCCCC"/>
+              <w:right w:val="single" w:sz="1" w:space="0" w:color="CCCCCC"/>
+            </w:tcBorders>
+            <w:tcMar>
+              <w:top w:w="70" w:type="dxa"/>
+              <w:left w:w="110" w:type="dxa"/>
+              <w:bottom w:w="70" w:type="dxa"/>
+              <w:right w:w="110" w:type="dxa"/>
+            </w:tcMar>
+            <w:vAlign w:val="center"/>
+          </w:tcPr>
+          <w:p>
+            <w:pPr>
+              <w:spacing w:line="264" w:lineRule="auto"/>
+            </w:pPr>
+            <w:r>
+              <w:rPr>
+                <w:sz w:val="19"/>
+                <w:szCs w:val="19"/>
+              </w:rPr>
+              <w:t xml:space="preserve">Asia / India team (Section 8). Keeps the latest PRIIPS extract current in the data folder each week.</w:t>
+            </w:r>
+          </w:p>
+        </w:tc>
+      </w:tr>
+      <w:tr>
+        <w:tblPrEx>
+          <w:tblCellMar>
+            <w:top w:w="0" w:type="dxa"/>
+            <w:bottom w:w="0" w:type="dxa"/>
+          </w:tblCellMar>
+        </w:tblPrEx>
+        <w:tc>
+          <w:tcPr>
+            <w:tcW w:w="2600" w:type="dxa"/>
+            <w:tcBorders>
+              <w:top w:val="single" w:sz="1" w:space="0" w:color="CCCCCC"/>
+              <w:left w:val="single" w:sz="1" w:space="0" w:color="CCCCCC"/>
+              <w:bottom w:val="single" w:sz="1" w:space="0" w:color="CCCCCC"/>
+              <w:right w:val="single" w:sz="1" w:space="0" w:color="CCCCCC"/>
+            </w:tcBorders>
+            <w:tcMar>
+              <w:top w:w="70" w:type="dxa"/>
+              <w:left w:w="110" w:type="dxa"/>
+              <w:bottom w:w="70" w:type="dxa"/>
+              <w:right w:w="110" w:type="dxa"/>
+            </w:tcMar>
+            <w:vAlign w:val="center"/>
+          </w:tcPr>
+          <w:p>
+            <w:pPr>
+              <w:spacing w:line="264" w:lineRule="auto"/>
+            </w:pPr>
+            <w:r>
+              <w:rPr>
+                <w:b/>
+                <w:bCs/>
+                <w:sz w:val="19"/>
+                <w:szCs w:val="19"/>
+              </w:rPr>
+              <w:t xml:space="preserve">Code-change approver</w:t>
+            </w:r>
+          </w:p>
+        </w:tc>
+        <w:tc>
+          <w:tcPr>
+            <w:tcW w:w="6760" w:type="dxa"/>
+            <w:tcBorders>
+              <w:top w:val="single" w:sz="1" w:space="0" w:color="CCCCCC"/>
+              <w:left w:val="single" w:sz="1" w:space="0" w:color="CCCCCC"/>
+              <w:bottom w:val="single" w:sz="1" w:space="0" w:color="CCCCCC"/>
+              <w:right w:val="single" w:sz="1" w:space="0" w:color="CCCCCC"/>
+            </w:tcBorders>
+            <w:tcMar>
+              <w:top w:w="70" w:type="dxa"/>
+              <w:left w:w="110" w:type="dxa"/>
+              <w:bottom w:w="70" w:type="dxa"/>
+              <w:right w:w="110" w:type="dxa"/>
+            </w:tcMar>
+            <w:vAlign w:val="center"/>
+          </w:tcPr>
+          <w:p>
+            <w:pPr>
+              <w:spacing w:line="264" w:lineRule="auto"/>
+            </w:pPr>
+            <w:r>
+              <w:rPr>
+                <w:sz w:val="19"/>
+                <w:szCs w:val="19"/>
+              </w:rPr>
+              <w:t xml:space="preserve">[name]. Reviews and approves any change to the source code before it is used for a live run (Section 16).</w:t>
+            </w:r>
+          </w:p>
+        </w:tc>
+      </w:tr>
+    </w:tbl>
+    <w:p>
+      <w:pPr>
+        <w:spacing w:after="120" w:line="276" w:lineRule="auto"/>
+      </w:pPr>
+      <w:r>
+        <w:rPr>
+          <w:b/>
+          <w:bCs/>
+        </w:rPr>
+        <w:t xml:space="preserve">Accountability in one line: </w:t>
+      </w:r>
+      <w:r>
+        <w:t xml:space="preserve">the process owner is accountable for the pipeline; the publication approver is accountable for each week’s published list. No EMBL is published without a named operator running it and a named approver signing it off.</w:t>
+      </w:r>
+    </w:p>
+    <w:tbl>
+      <w:tblPr>
+        <w:tblW w:w="9360" w:type="dxa"/>
+        <w:tblBorders>
+          <w:top w:val="single" w:sz="4" w:space="0" w:color="auto"/>
+          <w:left w:val="single" w:sz="4" w:space="0" w:color="auto"/>
+          <w:bottom w:val="single" w:sz="4" w:space="0" w:color="auto"/>
+          <w:right w:val="single" w:sz="4" w:space="0" w:color="auto"/>
+          <w:insideH w:val="single" w:sz="4" w:space="0" w:color="auto"/>
+          <w:insideV w:val="single" w:sz="4" w:space="0" w:color="auto"/>
+        </w:tblBorders>
+        <w:tblCellMar>
+          <w:left w:w="10" w:type="dxa"/>
+          <w:right w:w="10" w:type="dxa"/>
+        </w:tblCellMar>
+        <w:tblLook w:val="04A0" w:firstRow="1" w:lastRow="0" w:firstColumn="1" w:lastColumn="0" w:noHBand="0" w:noVBand="1"/>
+      </w:tblPr>
+      <w:tblGrid>
+        <w:gridCol w:w="9360"/>
+      </w:tblGrid>
+      <w:tr>
+        <w:tblPrEx>
+          <w:tblCellMar>
+            <w:top w:w="0" w:type="dxa"/>
+            <w:bottom w:w="0" w:type="dxa"/>
+          </w:tblCellMar>
+        </w:tblPrEx>
+        <w:tc>
+          <w:tcPr>
+            <w:tcW w:w="9360" w:type="dxa"/>
+            <w:tcBorders>
+              <w:top w:val="none" w:sz="0" w:space="0" w:color="FFFFFF"/>
+              <w:left w:val="single" w:sz="12" w:space="0" w:color="D9001D"/>
+              <w:bottom w:val="none" w:sz="0" w:space="0" w:color="FFFFFF"/>
+              <w:right w:val="none" w:sz="0" w:space="0" w:color="FFFFFF"/>
+            </w:tcBorders>
+            <w:shd w:val="clear" w:color="auto" w:fill="F4F5F7"/>
+            <w:tcMar>
+              <w:top w:w="120" w:type="dxa"/>
+              <w:left w:w="160" w:type="dxa"/>
+              <w:bottom w:w="120" w:type="dxa"/>
+              <w:right w:w="160" w:type="dxa"/>
+            </w:tcMar>
+          </w:tcPr>
+          <w:p>
+            <w:pPr>
+              <w:spacing w:after="60"/>
+            </w:pPr>
+            <w:r>
+              <w:rPr>
+                <w:b/>
+                <w:bCs/>
+              </w:rPr>
+              <w:t xml:space="preserve">Backup cover</w:t>
+            </w:r>
+          </w:p>
+          <w:p>
+            <w:pPr>
+              <w:spacing w:after="40" w:line="264" w:lineRule="auto"/>
+            </w:pPr>
+            <w:r>
+              <w:t xml:space="preserve">At least one trained backup operator is named at all times.</w:t>
+            </w:r>
+          </w:p>
+          <w:p>
+            <w:pPr>
+              <w:spacing w:after="40" w:line="264" w:lineRule="auto"/>
+            </w:pPr>
+            <w:r>
+              <w:t xml:space="preserve">Both the primary and the backup can run the full process from this manual unaided — no specialist knowledge beyond Python/Spyder is required.</w:t>
+            </w:r>
+          </w:p>
+          <w:p>
+            <w:pPr>
+              <w:spacing w:after="40" w:line="264" w:lineRule="auto"/>
+            </w:pPr>
+            <w:r>
+              <w:t xml:space="preserve">If both are unavailable, the process owner runs it or names a temporary operator for that week.</w:t>
+            </w:r>
+          </w:p>
+        </w:tc>
+      </w:tr>
+    </w:tbl>
+    <w:p>
+      <w:pPr>
+        <w:pStyle w:val="Heading1"/>
+        <w:pBdr>
+          <w:bottom w:val="single" w:sz="8" w:space="4" w:color="D9001D"/>
+        </w:pBdr>
+      </w:pPr>
+      <w:bookmarkStart w:id="51" w:name="_Toc90000015"/>
+      <w:r>
+        <w:t xml:space="preserve">15.  Is This an AI Tool? Scope &amp; Governance</w:t>
+      </w:r>
+      <w:bookmarkEnd w:id="51"/>
+    </w:p>
+    <w:p>
+      <w:pPr>
+        <w:spacing w:after="120" w:line="276" w:lineRule="auto"/>
+      </w:pPr>
+      <w:r>
+        <w:t xml:space="preserve">Some reviewers have asked whether the EMBL falls under the firm’s AI policy and AI governance process. The short answer: </w:t>
+      </w:r>
+      <w:r>
+        <w:rPr>
+          <w:b/>
+          <w:bCs/>
+        </w:rPr>
+        <w:t xml:space="preserve">the report is produced by Python, not by AI.</w:t>
+      </w:r>
+      <w:r>
+        <w:t xml:space="preserve"> This section sets out exactly what runs the process and how the governance question is being closed out.</w:t>
+      </w:r>
+    </w:p>
+    <w:p>
+      <w:pPr>
+        <w:pStyle w:val="Heading2"/>
+      </w:pPr>
+      <w:r>
+        <w:t xml:space="preserve">15.1  What actually produces the report</w:t>
+      </w:r>
     </w:p>
     <w:p>
       <w:pPr>
@@ -7707,10 +7382,10 @@
           <w:b/>
           <w:bCs/>
         </w:rPr>
-        <w:t xml:space="preserve">EMBL — </w:t>
-      </w:r>
-      <w:r>
-        <w:t>Emerging Markets Bond List.</w:t>
+        <w:t xml:space="preserve">Python, an approved language. </w:t>
+      </w:r>
+      <w:r>
+        <w:t xml:space="preserve">The weekly run is plain Python — free, open-source software that is fully permitted at UBS and widely used across the firm.</w:t>
       </w:r>
     </w:p>
     <w:p>
@@ -7722,24 +7397,15 @@
         </w:numPr>
         <w:spacing w:after="80" w:line="270" w:lineRule="auto"/>
       </w:pPr>
-      <w:proofErr w:type="spellStart"/>
       <w:r>
         <w:rPr>
           <w:b/>
           <w:bCs/>
         </w:rPr>
-        <w:t>GEMData</w:t>
-      </w:r>
-      <w:proofErr w:type="spellEnd"/>
-      <w:r>
-        <w:rPr>
-          <w:b/>
-          <w:bCs/>
-        </w:rPr>
-        <w:t xml:space="preserve"> — </w:t>
-      </w:r>
-      <w:r>
-        <w:t>The Python class that owns all business logic; the single source of truth.</w:t>
+        <w:t xml:space="preserve">No AI at runtime. </w:t>
+      </w:r>
+      <w:r>
+        <w:t xml:space="preserve">There is no machine-learning model, no large language model, and no automated judgement anywhere in the production path. Nothing is predicted, scored or generated by a model.</w:t>
       </w:r>
     </w:p>
     <w:p>
@@ -7756,10 +7422,10 @@
           <w:b/>
           <w:bCs/>
         </w:rPr>
-        <w:t xml:space="preserve">ISIN — </w:t>
-      </w:r>
-      <w:r>
-        <w:t>International Securities Identification Number — the per-bond key.</w:t>
+        <w:t xml:space="preserve">Deterministic and reproducible. </w:t>
+      </w:r>
+      <w:r>
+        <w:t xml:space="preserve">The same inputs always produce exactly the same output. Anyone can re-run it and get an identical list.</w:t>
       </w:r>
     </w:p>
     <w:p>
@@ -7771,21 +7437,1320 @@
         </w:numPr>
         <w:spacing w:after="80" w:line="270" w:lineRule="auto"/>
       </w:pPr>
-      <w:proofErr w:type="spellStart"/>
       <w:r>
         <w:rPr>
           <w:b/>
           <w:bCs/>
         </w:rPr>
-        <w:t>Valoren</w:t>
-      </w:r>
-      <w:proofErr w:type="spellEnd"/>
+        <w:t xml:space="preserve">Auditable. </w:t>
+      </w:r>
+      <w:r>
+        <w:t xml:space="preserve">Every figure is read from a UBS source file and transformed by explicit, written rules (Section 7). Every line of code can be read and checked; nothing is a black box.</w:t>
+      </w:r>
+    </w:p>
+    <w:p>
+      <w:pPr>
+        <w:pStyle w:val="Heading2"/>
+      </w:pPr>
+      <w:r>
+        <w:t xml:space="preserve">15.2  Where AI was — and was not — used</w:t>
+      </w:r>
+    </w:p>
+    <w:tbl>
+      <w:tblPr>
+        <w:tblW w:w="9360" w:type="dxa"/>
+        <w:tblBorders>
+          <w:top w:val="single" w:sz="4" w:space="0" w:color="auto"/>
+          <w:left w:val="single" w:sz="4" w:space="0" w:color="auto"/>
+          <w:bottom w:val="single" w:sz="4" w:space="0" w:color="auto"/>
+          <w:right w:val="single" w:sz="4" w:space="0" w:color="auto"/>
+          <w:insideH w:val="single" w:sz="4" w:space="0" w:color="auto"/>
+          <w:insideV w:val="single" w:sz="4" w:space="0" w:color="auto"/>
+        </w:tblBorders>
+        <w:tblCellMar>
+          <w:left w:w="10" w:type="dxa"/>
+          <w:right w:w="10" w:type="dxa"/>
+        </w:tblCellMar>
+        <w:tblLook w:val="04A0" w:firstRow="1" w:lastRow="0" w:firstColumn="1" w:lastColumn="0" w:noHBand="0" w:noVBand="1"/>
+      </w:tblPr>
+      <w:tblGrid>
+        <w:gridCol w:w="3100"/>
+        <w:gridCol w:w="6260"/>
+      </w:tblGrid>
+      <w:tr>
+        <w:tblPrEx>
+          <w:tblCellMar>
+            <w:top w:w="0" w:type="dxa"/>
+            <w:bottom w:w="0" w:type="dxa"/>
+          </w:tblCellMar>
+        </w:tblPrEx>
+        <w:trPr>
+          <w:tblHeader/>
+        </w:trPr>
+        <w:tc>
+          <w:tcPr>
+            <w:tcW w:w="3100" w:type="dxa"/>
+            <w:tcBorders>
+              <w:top w:val="single" w:sz="1" w:space="0" w:color="CCCCCC"/>
+              <w:left w:val="single" w:sz="1" w:space="0" w:color="CCCCCC"/>
+              <w:bottom w:val="single" w:sz="1" w:space="0" w:color="CCCCCC"/>
+              <w:right w:val="single" w:sz="1" w:space="0" w:color="CCCCCC"/>
+            </w:tcBorders>
+            <w:shd w:val="clear" w:color="auto" w:fill="D9001D"/>
+            <w:tcMar>
+              <w:top w:w="70" w:type="dxa"/>
+              <w:left w:w="110" w:type="dxa"/>
+              <w:bottom w:w="70" w:type="dxa"/>
+              <w:right w:w="110" w:type="dxa"/>
+            </w:tcMar>
+            <w:vAlign w:val="center"/>
+          </w:tcPr>
+          <w:p>
+            <w:pPr>
+              <w:spacing w:line="264" w:lineRule="auto"/>
+            </w:pPr>
+            <w:r>
+              <w:rPr>
+                <w:b/>
+                <w:bCs/>
+                <w:color w:val="FFFFFF"/>
+                <w:sz w:val="19"/>
+                <w:szCs w:val="19"/>
+              </w:rPr>
+              <w:t xml:space="preserve">Stage</w:t>
+            </w:r>
+          </w:p>
+        </w:tc>
+        <w:tc>
+          <w:tcPr>
+            <w:tcW w:w="6260" w:type="dxa"/>
+            <w:tcBorders>
+              <w:top w:val="single" w:sz="1" w:space="0" w:color="CCCCCC"/>
+              <w:left w:val="single" w:sz="1" w:space="0" w:color="CCCCCC"/>
+              <w:bottom w:val="single" w:sz="1" w:space="0" w:color="CCCCCC"/>
+              <w:right w:val="single" w:sz="1" w:space="0" w:color="CCCCCC"/>
+            </w:tcBorders>
+            <w:shd w:val="clear" w:color="auto" w:fill="D9001D"/>
+            <w:tcMar>
+              <w:top w:w="70" w:type="dxa"/>
+              <w:left w:w="110" w:type="dxa"/>
+              <w:bottom w:w="70" w:type="dxa"/>
+              <w:right w:w="110" w:type="dxa"/>
+            </w:tcMar>
+            <w:vAlign w:val="center"/>
+          </w:tcPr>
+          <w:p>
+            <w:pPr>
+              <w:spacing w:line="264" w:lineRule="auto"/>
+            </w:pPr>
+            <w:r>
+              <w:rPr>
+                <w:b/>
+                <w:bCs/>
+                <w:color w:val="FFFFFF"/>
+                <w:sz w:val="19"/>
+                <w:szCs w:val="19"/>
+              </w:rPr>
+              <w:t xml:space="preserve">Was AI involved?</w:t>
+            </w:r>
+          </w:p>
+        </w:tc>
+      </w:tr>
+      <w:tr>
+        <w:tblPrEx>
+          <w:tblCellMar>
+            <w:top w:w="0" w:type="dxa"/>
+            <w:bottom w:w="0" w:type="dxa"/>
+          </w:tblCellMar>
+        </w:tblPrEx>
+        <w:tc>
+          <w:tcPr>
+            <w:tcW w:w="3100" w:type="dxa"/>
+            <w:tcBorders>
+              <w:top w:val="single" w:sz="1" w:space="0" w:color="CCCCCC"/>
+              <w:left w:val="single" w:sz="1" w:space="0" w:color="CCCCCC"/>
+              <w:bottom w:val="single" w:sz="1" w:space="0" w:color="CCCCCC"/>
+              <w:right w:val="single" w:sz="1" w:space="0" w:color="CCCCCC"/>
+            </w:tcBorders>
+            <w:tcMar>
+              <w:top w:w="70" w:type="dxa"/>
+              <w:left w:w="110" w:type="dxa"/>
+              <w:bottom w:w="70" w:type="dxa"/>
+              <w:right w:w="110" w:type="dxa"/>
+            </w:tcMar>
+            <w:vAlign w:val="center"/>
+          </w:tcPr>
+          <w:p>
+            <w:pPr>
+              <w:spacing w:line="264" w:lineRule="auto"/>
+            </w:pPr>
+            <w:r>
+              <w:rPr>
+                <w:b/>
+                <w:bCs/>
+                <w:sz w:val="19"/>
+                <w:szCs w:val="19"/>
+              </w:rPr>
+              <w:t xml:space="preserve">Building the code (one-off)</w:t>
+            </w:r>
+          </w:p>
+        </w:tc>
+        <w:tc>
+          <w:tcPr>
+            <w:tcW w:w="6260" w:type="dxa"/>
+            <w:tcBorders>
+              <w:top w:val="single" w:sz="1" w:space="0" w:color="CCCCCC"/>
+              <w:left w:val="single" w:sz="1" w:space="0" w:color="CCCCCC"/>
+              <w:bottom w:val="single" w:sz="1" w:space="0" w:color="CCCCCC"/>
+              <w:right w:val="single" w:sz="1" w:space="0" w:color="CCCCCC"/>
+            </w:tcBorders>
+            <w:tcMar>
+              <w:top w:w="70" w:type="dxa"/>
+              <w:left w:w="110" w:type="dxa"/>
+              <w:bottom w:w="70" w:type="dxa"/>
+              <w:right w:w="110" w:type="dxa"/>
+            </w:tcMar>
+            <w:vAlign w:val="center"/>
+          </w:tcPr>
+          <w:p>
+            <w:pPr>
+              <w:spacing w:line="264" w:lineRule="auto"/>
+            </w:pPr>
+            <w:r>
+              <w:rPr>
+                <w:sz w:val="19"/>
+                <w:szCs w:val="19"/>
+              </w:rPr>
+              <w:t xml:space="preserve">Yes — an AI assistant helped write and document the Python, exactly as a developer uses an editor, autocomplete or a coding assistant. The output is ordinary, human-reviewed source code.</w:t>
+            </w:r>
+          </w:p>
+        </w:tc>
+      </w:tr>
+      <w:tr>
+        <w:tblPrEx>
+          <w:tblCellMar>
+            <w:top w:w="0" w:type="dxa"/>
+            <w:bottom w:w="0" w:type="dxa"/>
+          </w:tblCellMar>
+        </w:tblPrEx>
+        <w:tc>
+          <w:tcPr>
+            <w:tcW w:w="3100" w:type="dxa"/>
+            <w:tcBorders>
+              <w:top w:val="single" w:sz="1" w:space="0" w:color="CCCCCC"/>
+              <w:left w:val="single" w:sz="1" w:space="0" w:color="CCCCCC"/>
+              <w:bottom w:val="single" w:sz="1" w:space="0" w:color="CCCCCC"/>
+              <w:right w:val="single" w:sz="1" w:space="0" w:color="CCCCCC"/>
+            </w:tcBorders>
+            <w:tcMar>
+              <w:top w:w="70" w:type="dxa"/>
+              <w:left w:w="110" w:type="dxa"/>
+              <w:bottom w:w="70" w:type="dxa"/>
+              <w:right w:w="110" w:type="dxa"/>
+            </w:tcMar>
+            <w:vAlign w:val="center"/>
+          </w:tcPr>
+          <w:p>
+            <w:pPr>
+              <w:spacing w:line="264" w:lineRule="auto"/>
+            </w:pPr>
+            <w:r>
+              <w:rPr>
+                <w:b/>
+                <w:bCs/>
+                <w:sz w:val="19"/>
+                <w:szCs w:val="19"/>
+              </w:rPr>
+              <w:t xml:space="preserve">Running the report (every week)</w:t>
+            </w:r>
+          </w:p>
+        </w:tc>
+        <w:tc>
+          <w:tcPr>
+            <w:tcW w:w="6260" w:type="dxa"/>
+            <w:tcBorders>
+              <w:top w:val="single" w:sz="1" w:space="0" w:color="CCCCCC"/>
+              <w:left w:val="single" w:sz="1" w:space="0" w:color="CCCCCC"/>
+              <w:bottom w:val="single" w:sz="1" w:space="0" w:color="CCCCCC"/>
+              <w:right w:val="single" w:sz="1" w:space="0" w:color="CCCCCC"/>
+            </w:tcBorders>
+            <w:tcMar>
+              <w:top w:w="70" w:type="dxa"/>
+              <w:left w:w="110" w:type="dxa"/>
+              <w:bottom w:w="70" w:type="dxa"/>
+              <w:right w:w="110" w:type="dxa"/>
+            </w:tcMar>
+            <w:vAlign w:val="center"/>
+          </w:tcPr>
+          <w:p>
+            <w:pPr>
+              <w:spacing w:line="264" w:lineRule="auto"/>
+            </w:pPr>
+            <w:r>
+              <w:rPr>
+                <w:sz w:val="19"/>
+                <w:szCs w:val="19"/>
+              </w:rPr>
+              <w:t xml:space="preserve">No. The weekly run is Python only. No AI is called, loaded or consulted. The published list is not written, decided or generated by AI in any way.</w:t>
+            </w:r>
+          </w:p>
+        </w:tc>
+      </w:tr>
+    </w:tbl>
+    <w:p>
+      <w:pPr>
+        <w:spacing w:after="120" w:line="276" w:lineRule="auto"/>
+      </w:pPr>
+      <w:r>
+        <w:t xml:space="preserve">In other words: AI helped </w:t>
+      </w:r>
+      <w:r>
+        <w:rPr>
+          <w:i/>
+          <w:iCs/>
+        </w:rPr>
+        <w:t xml:space="preserve">build</w:t>
+      </w:r>
+      <w:r>
+        <w:t xml:space="preserve"> the tool once; AI does not </w:t>
+      </w:r>
+      <w:r>
+        <w:rPr>
+          <w:i/>
+          <w:iCs/>
+        </w:rPr>
+        <w:t xml:space="preserve">run</w:t>
+      </w:r>
+      <w:r>
+        <w:t xml:space="preserve"> the tool. The thing that executes every week is approved software — Python.</w:t>
+      </w:r>
+    </w:p>
+    <w:p>
+      <w:pPr>
+        <w:pStyle w:val="Heading2"/>
+      </w:pPr>
+      <w:r>
+        <w:t xml:space="preserve">15.3  Policy position and sign-off</w:t>
+      </w:r>
+    </w:p>
+    <w:p>
+      <w:pPr>
+        <w:spacing w:after="120" w:line="276" w:lineRule="auto"/>
+      </w:pPr>
+      <w:r>
+        <w:t xml:space="preserve">Because the production process contains no AI, the EMBL is not an “AI system” or an “AI tool with client impact” in the sense the Group AI Policy is written for. The only remaining governance question concerns the use of AI as an aid </w:t>
+      </w:r>
+      <w:r>
+        <w:rPr>
+          <w:i/>
+          <w:iCs/>
+        </w:rPr>
+        <w:t xml:space="preserve">during development</w:t>
+      </w:r>
+      <w:r>
+        <w:t xml:space="preserve">, which is a far narrower matter than a live AI system.</w:t>
+      </w:r>
+    </w:p>
+    <w:p>
+      <w:pPr>
+        <w:spacing w:after="120" w:line="276" w:lineRule="auto"/>
+      </w:pPr>
+      <w:r>
+        <w:t xml:space="preserve">That point is being confirmed with GWM AI governance (contact: Yves Kaufmann) and recorded in the sign-off log (Section 17). Alignment with the Group AI Policy and any required GWM AI governance step will be completed and evidenced before the list goes live — so the accountability and policy-alignment questions raised in review are answered on the record, not by assertion.</w:t>
+      </w:r>
+    </w:p>
+    <w:tbl>
+      <w:tblPr>
+        <w:tblW w:w="9360" w:type="dxa"/>
+        <w:tblBorders>
+          <w:top w:val="single" w:sz="4" w:space="0" w:color="auto"/>
+          <w:left w:val="single" w:sz="4" w:space="0" w:color="auto"/>
+          <w:bottom w:val="single" w:sz="4" w:space="0" w:color="auto"/>
+          <w:right w:val="single" w:sz="4" w:space="0" w:color="auto"/>
+          <w:insideH w:val="single" w:sz="4" w:space="0" w:color="auto"/>
+          <w:insideV w:val="single" w:sz="4" w:space="0" w:color="auto"/>
+        </w:tblBorders>
+        <w:tblCellMar>
+          <w:left w:w="10" w:type="dxa"/>
+          <w:right w:w="10" w:type="dxa"/>
+        </w:tblCellMar>
+        <w:tblLook w:val="04A0" w:firstRow="1" w:lastRow="0" w:firstColumn="1" w:lastColumn="0" w:noHBand="0" w:noVBand="1"/>
+      </w:tblPr>
+      <w:tblGrid>
+        <w:gridCol w:w="9360"/>
+      </w:tblGrid>
+      <w:tr>
+        <w:tblPrEx>
+          <w:tblCellMar>
+            <w:top w:w="0" w:type="dxa"/>
+            <w:bottom w:w="0" w:type="dxa"/>
+          </w:tblCellMar>
+        </w:tblPrEx>
+        <w:tc>
+          <w:tcPr>
+            <w:tcW w:w="9360" w:type="dxa"/>
+            <w:tcBorders>
+              <w:top w:val="none" w:sz="0" w:space="0" w:color="FFFFFF"/>
+              <w:left w:val="single" w:sz="12" w:space="0" w:color="D9001D"/>
+              <w:bottom w:val="none" w:sz="0" w:space="0" w:color="FFFFFF"/>
+              <w:right w:val="none" w:sz="0" w:space="0" w:color="FFFFFF"/>
+            </w:tcBorders>
+            <w:shd w:val="clear" w:color="auto" w:fill="F4F5F7"/>
+            <w:tcMar>
+              <w:top w:w="120" w:type="dxa"/>
+              <w:left w:w="160" w:type="dxa"/>
+              <w:bottom w:w="120" w:type="dxa"/>
+              <w:right w:w="160" w:type="dxa"/>
+            </w:tcMar>
+          </w:tcPr>
+          <w:p>
+            <w:pPr>
+              <w:spacing w:after="60"/>
+            </w:pPr>
+            <w:r>
+              <w:rPr>
+                <w:b/>
+                <w:bCs/>
+              </w:rPr>
+              <w:t xml:space="preserve">Plain statement for reviewers</w:t>
+            </w:r>
+          </w:p>
+          <w:p>
+            <w:pPr>
+              <w:spacing w:after="40" w:line="264" w:lineRule="auto"/>
+            </w:pPr>
+            <w:r>
+              <w:t xml:space="preserve">The tool that runs every week is Python — approved, open-source software. AI helped build it; AI does not run it. No client-facing figure is produced by AI.</w:t>
+            </w:r>
+          </w:p>
+        </w:tc>
+      </w:tr>
+    </w:tbl>
+    <w:p>
+      <w:pPr>
+        <w:pStyle w:val="Heading1"/>
+        <w:pBdr>
+          <w:bottom w:val="single" w:sz="8" w:space="4" w:color="D9001D"/>
+        </w:pBdr>
+      </w:pPr>
+      <w:bookmarkStart w:id="52" w:name="_Toc90000016"/>
+      <w:r>
+        <w:t xml:space="preserve">16.  Changing the Source Code</w:t>
+      </w:r>
+      <w:bookmarkEnd w:id="52"/>
+    </w:p>
+    <w:p>
+      <w:pPr>
+        <w:spacing w:after="120" w:line="276" w:lineRule="auto"/>
+      </w:pPr>
+      <w:r>
+        <w:t xml:space="preserve">The code is not a locked black box — it can be changed as new requests arrive. This section explains how changes are made safely, reviewed, and recorded, so a change can always be understood and rolled back.</w:t>
+      </w:r>
+    </w:p>
+    <w:p>
+      <w:pPr>
+        <w:pStyle w:val="Heading2"/>
+      </w:pPr>
+      <w:r>
+        <w:t xml:space="preserve">16.1  Where the code lives</w:t>
+      </w:r>
+    </w:p>
+    <w:p>
+      <w:pPr>
+        <w:spacing w:after="120" w:line="276" w:lineRule="auto"/>
+      </w:pPr>
+      <w:r>
+        <w:t xml:space="preserve">All scripts sit in the project folder (Section 3). The business rules live in one place — GEMData, inside the PDF generator — and every other output imports from it. Change a rule there and it flows to the PDF and both Excels at once (Section 12, golden rule).</w:t>
+      </w:r>
+    </w:p>
+    <w:p>
+      <w:pPr>
+        <w:pStyle w:val="Heading2"/>
+      </w:pPr>
+      <w:r>
+        <w:t xml:space="preserve">16.2  How a change is made</w:t>
+      </w:r>
+    </w:p>
+    <w:p>
+      <w:pPr>
+        <w:pStyle w:val="ListParagraph"/>
+        <w:numPr>
+          <w:ilvl w:val="0"/>
+          <w:numId w:val="4"/>
+        </w:numPr>
+        <w:spacing w:after="80" w:line="270" w:lineRule="auto"/>
+      </w:pPr>
       <w:r>
         <w:rPr>
           <w:b/>
           <w:bCs/>
         </w:rPr>
-        <w:t xml:space="preserve"> — </w:t>
+        <w:t xml:space="preserve">Raise the change. </w:t>
+      </w:r>
+      <w:r>
+        <w:t xml:space="preserve">Write down what is changing and why — a request, a fix, or a new rule.</w:t>
+      </w:r>
+    </w:p>
+    <w:p>
+      <w:pPr>
+        <w:pStyle w:val="ListParagraph"/>
+        <w:numPr>
+          <w:ilvl w:val="0"/>
+          <w:numId w:val="4"/>
+        </w:numPr>
+        <w:spacing w:after="80" w:line="270" w:lineRule="auto"/>
+      </w:pPr>
+      <w:r>
+        <w:rPr>
+          <w:b/>
+          <w:bCs/>
+        </w:rPr>
+        <w:t xml:space="preserve">Edit a working copy. </w:t>
+      </w:r>
+      <w:r>
+        <w:t xml:space="preserve">Make the change to the code; never edit the live scripts in the middle of a production run.</w:t>
+      </w:r>
+    </w:p>
+    <w:p>
+      <w:pPr>
+        <w:pStyle w:val="ListParagraph"/>
+        <w:numPr>
+          <w:ilvl w:val="0"/>
+          <w:numId w:val="4"/>
+        </w:numPr>
+        <w:spacing w:after="80" w:line="270" w:lineRule="auto"/>
+      </w:pPr>
+      <w:r>
+        <w:rPr>
+          <w:b/>
+          <w:bCs/>
+        </w:rPr>
+        <w:t xml:space="preserve">Baseline, then verify. </w:t>
+      </w:r>
+      <w:r>
+        <w:t xml:space="preserve">Run the pipeline before and after the change on the same inputs, diff the outputs, and confirm that only the intended ISINs changed (Section 12).</w:t>
+      </w:r>
+    </w:p>
+    <w:p>
+      <w:pPr>
+        <w:pStyle w:val="ListParagraph"/>
+        <w:numPr>
+          <w:ilvl w:val="0"/>
+          <w:numId w:val="4"/>
+        </w:numPr>
+        <w:spacing w:after="80" w:line="270" w:lineRule="auto"/>
+      </w:pPr>
+      <w:r>
+        <w:rPr>
+          <w:b/>
+          <w:bCs/>
+        </w:rPr>
+        <w:t xml:space="preserve">Second-person review. </w:t>
+      </w:r>
+      <w:r>
+        <w:t xml:space="preserve">The code-change approver (Section 14) reviews and approves the change before it is used for a live run.</w:t>
+      </w:r>
+    </w:p>
+    <w:p>
+      <w:pPr>
+        <w:pStyle w:val="ListParagraph"/>
+        <w:numPr>
+          <w:ilvl w:val="0"/>
+          <w:numId w:val="4"/>
+        </w:numPr>
+        <w:spacing w:after="80" w:line="270" w:lineRule="auto"/>
+      </w:pPr>
+      <w:r>
+        <w:rPr>
+          <w:b/>
+          <w:bCs/>
+        </w:rPr>
+        <w:t xml:space="preserve">Record it. </w:t>
+      </w:r>
+      <w:r>
+        <w:t xml:space="preserve">Keep a dated note of what changed, who approved it, and the verification result.</w:t>
+      </w:r>
+    </w:p>
+    <w:p>
+      <w:pPr>
+        <w:pStyle w:val="Heading2"/>
+      </w:pPr>
+      <w:r>
+        <w:t xml:space="preserve">16.3  Versions and roll-back</w:t>
+      </w:r>
+    </w:p>
+    <w:p>
+      <w:pPr>
+        <w:spacing w:after="120" w:line="276" w:lineRule="auto"/>
+      </w:pPr>
+      <w:r>
+        <w:t xml:space="preserve">Keep dated copies of the scripts so any change can be rolled back to the previous working version. The current version of this manual and the code it describes are noted on the cover and in the sign-off log (Section 17).</w:t>
+      </w:r>
+    </w:p>
+    <w:tbl>
+      <w:tblPr>
+        <w:tblW w:w="9360" w:type="dxa"/>
+        <w:tblBorders>
+          <w:top w:val="single" w:sz="4" w:space="0" w:color="auto"/>
+          <w:left w:val="single" w:sz="4" w:space="0" w:color="auto"/>
+          <w:bottom w:val="single" w:sz="4" w:space="0" w:color="auto"/>
+          <w:right w:val="single" w:sz="4" w:space="0" w:color="auto"/>
+          <w:insideH w:val="single" w:sz="4" w:space="0" w:color="auto"/>
+          <w:insideV w:val="single" w:sz="4" w:space="0" w:color="auto"/>
+        </w:tblBorders>
+        <w:tblCellMar>
+          <w:left w:w="10" w:type="dxa"/>
+          <w:right w:w="10" w:type="dxa"/>
+        </w:tblCellMar>
+        <w:tblLook w:val="04A0" w:firstRow="1" w:lastRow="0" w:firstColumn="1" w:lastColumn="0" w:noHBand="0" w:noVBand="1"/>
+      </w:tblPr>
+      <w:tblGrid>
+        <w:gridCol w:w="9360"/>
+      </w:tblGrid>
+      <w:tr>
+        <w:tblPrEx>
+          <w:tblCellMar>
+            <w:top w:w="0" w:type="dxa"/>
+            <w:bottom w:w="0" w:type="dxa"/>
+          </w:tblCellMar>
+        </w:tblPrEx>
+        <w:tc>
+          <w:tcPr>
+            <w:tcW w:w="9360" w:type="dxa"/>
+            <w:tcBorders>
+              <w:top w:val="none" w:sz="0" w:space="0" w:color="FFFFFF"/>
+              <w:left w:val="single" w:sz="12" w:space="0" w:color="D9001D"/>
+              <w:bottom w:val="none" w:sz="0" w:space="0" w:color="FFFFFF"/>
+              <w:right w:val="none" w:sz="0" w:space="0" w:color="FFFFFF"/>
+            </w:tcBorders>
+            <w:shd w:val="clear" w:color="auto" w:fill="F4F5F7"/>
+            <w:tcMar>
+              <w:top w:w="120" w:type="dxa"/>
+              <w:left w:w="160" w:type="dxa"/>
+              <w:bottom w:w="120" w:type="dxa"/>
+              <w:right w:w="160" w:type="dxa"/>
+            </w:tcMar>
+          </w:tcPr>
+          <w:p>
+            <w:pPr>
+              <w:spacing w:after="60"/>
+            </w:pPr>
+            <w:r>
+              <w:rPr>
+                <w:b/>
+                <w:bCs/>
+              </w:rPr>
+              <w:t xml:space="preserve">Golden rule reminder</w:t>
+            </w:r>
+          </w:p>
+          <w:p>
+            <w:pPr>
+              <w:spacing w:after="40" w:line="264" w:lineRule="auto"/>
+            </w:pPr>
+            <w:r>
+              <w:t xml:space="preserve">Business rules belong in GEMData (Section 12). Change a rule once, and it applies everywhere — the PDF and the Excels can never drift apart.</w:t>
+            </w:r>
+          </w:p>
+        </w:tc>
+      </w:tr>
+    </w:tbl>
+    <w:p>
+      <w:pPr>
+        <w:pStyle w:val="Heading1"/>
+        <w:pBdr>
+          <w:bottom w:val="single" w:sz="8" w:space="4" w:color="D9001D"/>
+        </w:pBdr>
+      </w:pPr>
+      <w:bookmarkStart w:id="53" w:name="_Toc90000017"/>
+      <w:r>
+        <w:t xml:space="preserve">17.  Review, Approval &amp; Sign-off Log</w:t>
+      </w:r>
+      <w:bookmarkEnd w:id="53"/>
+    </w:p>
+    <w:p>
+      <w:pPr>
+        <w:spacing w:after="120" w:line="276" w:lineRule="auto"/>
+      </w:pPr>
+      <w:r>
+        <w:t xml:space="preserve">This is the single place that records every gate the process must clear before it goes live, and who owns each one. The list goes live only when every gate below carries a dated sign-off; until then it runs in parallel with the existing process.</w:t>
+      </w:r>
+    </w:p>
+    <w:tbl>
+      <w:tblPr>
+        <w:tblW w:w="9360" w:type="dxa"/>
+        <w:tblBorders>
+          <w:top w:val="single" w:sz="4" w:space="0" w:color="auto"/>
+          <w:left w:val="single" w:sz="4" w:space="0" w:color="auto"/>
+          <w:bottom w:val="single" w:sz="4" w:space="0" w:color="auto"/>
+          <w:right w:val="single" w:sz="4" w:space="0" w:color="auto"/>
+          <w:insideH w:val="single" w:sz="4" w:space="0" w:color="auto"/>
+          <w:insideV w:val="single" w:sz="4" w:space="0" w:color="auto"/>
+        </w:tblBorders>
+        <w:tblCellMar>
+          <w:left w:w="10" w:type="dxa"/>
+          <w:right w:w="10" w:type="dxa"/>
+        </w:tblCellMar>
+        <w:tblLook w:val="04A0" w:firstRow="1" w:lastRow="0" w:firstColumn="1" w:lastColumn="0" w:noHBand="0" w:noVBand="1"/>
+      </w:tblPr>
+      <w:tblGrid>
+        <w:gridCol w:w="3000"/>
+        <w:gridCol w:w="6360"/>
+      </w:tblGrid>
+      <w:tr>
+        <w:tblPrEx>
+          <w:tblCellMar>
+            <w:top w:w="0" w:type="dxa"/>
+            <w:bottom w:w="0" w:type="dxa"/>
+          </w:tblCellMar>
+        </w:tblPrEx>
+        <w:trPr>
+          <w:tblHeader/>
+        </w:trPr>
+        <w:tc>
+          <w:tcPr>
+            <w:tcW w:w="3000" w:type="dxa"/>
+            <w:tcBorders>
+              <w:top w:val="single" w:sz="1" w:space="0" w:color="CCCCCC"/>
+              <w:left w:val="single" w:sz="1" w:space="0" w:color="CCCCCC"/>
+              <w:bottom w:val="single" w:sz="1" w:space="0" w:color="CCCCCC"/>
+              <w:right w:val="single" w:sz="1" w:space="0" w:color="CCCCCC"/>
+            </w:tcBorders>
+            <w:shd w:val="clear" w:color="auto" w:fill="D9001D"/>
+            <w:tcMar>
+              <w:top w:w="70" w:type="dxa"/>
+              <w:left w:w="110" w:type="dxa"/>
+              <w:bottom w:w="70" w:type="dxa"/>
+              <w:right w:w="110" w:type="dxa"/>
+            </w:tcMar>
+            <w:vAlign w:val="center"/>
+          </w:tcPr>
+          <w:p>
+            <w:pPr>
+              <w:spacing w:line="264" w:lineRule="auto"/>
+            </w:pPr>
+            <w:r>
+              <w:rPr>
+                <w:b/>
+                <w:bCs/>
+                <w:color w:val="FFFFFF"/>
+                <w:sz w:val="19"/>
+                <w:szCs w:val="19"/>
+              </w:rPr>
+              <w:t xml:space="preserve">Gate</w:t>
+            </w:r>
+          </w:p>
+        </w:tc>
+        <w:tc>
+          <w:tcPr>
+            <w:tcW w:w="6360" w:type="dxa"/>
+            <w:tcBorders>
+              <w:top w:val="single" w:sz="1" w:space="0" w:color="CCCCCC"/>
+              <w:left w:val="single" w:sz="1" w:space="0" w:color="CCCCCC"/>
+              <w:bottom w:val="single" w:sz="1" w:space="0" w:color="CCCCCC"/>
+              <w:right w:val="single" w:sz="1" w:space="0" w:color="CCCCCC"/>
+            </w:tcBorders>
+            <w:shd w:val="clear" w:color="auto" w:fill="D9001D"/>
+            <w:tcMar>
+              <w:top w:w="70" w:type="dxa"/>
+              <w:left w:w="110" w:type="dxa"/>
+              <w:bottom w:w="70" w:type="dxa"/>
+              <w:right w:w="110" w:type="dxa"/>
+            </w:tcMar>
+            <w:vAlign w:val="center"/>
+          </w:tcPr>
+          <w:p>
+            <w:pPr>
+              <w:spacing w:line="264" w:lineRule="auto"/>
+            </w:pPr>
+            <w:r>
+              <w:rPr>
+                <w:b/>
+                <w:bCs/>
+                <w:color w:val="FFFFFF"/>
+                <w:sz w:val="19"/>
+                <w:szCs w:val="19"/>
+              </w:rPr>
+              <w:t xml:space="preserve">Owner — status / date</w:t>
+            </w:r>
+          </w:p>
+        </w:tc>
+      </w:tr>
+      <w:tr>
+        <w:tblPrEx>
+          <w:tblCellMar>
+            <w:top w:w="0" w:type="dxa"/>
+            <w:bottom w:w="0" w:type="dxa"/>
+          </w:tblCellMar>
+        </w:tblPrEx>
+        <w:tc>
+          <w:tcPr>
+            <w:tcW w:w="3000" w:type="dxa"/>
+            <w:tcBorders>
+              <w:top w:val="single" w:sz="1" w:space="0" w:color="CCCCCC"/>
+              <w:left w:val="single" w:sz="1" w:space="0" w:color="CCCCCC"/>
+              <w:bottom w:val="single" w:sz="1" w:space="0" w:color="CCCCCC"/>
+              <w:right w:val="single" w:sz="1" w:space="0" w:color="CCCCCC"/>
+            </w:tcBorders>
+            <w:tcMar>
+              <w:top w:w="70" w:type="dxa"/>
+              <w:left w:w="110" w:type="dxa"/>
+              <w:bottom w:w="70" w:type="dxa"/>
+              <w:right w:w="110" w:type="dxa"/>
+            </w:tcMar>
+            <w:vAlign w:val="center"/>
+          </w:tcPr>
+          <w:p>
+            <w:pPr>
+              <w:spacing w:line="264" w:lineRule="auto"/>
+            </w:pPr>
+            <w:r>
+              <w:rPr>
+                <w:b/>
+                <w:bCs/>
+                <w:sz w:val="19"/>
+                <w:szCs w:val="19"/>
+              </w:rPr>
+              <w:t xml:space="preserve">Subject-matter approval</w:t>
+            </w:r>
+          </w:p>
+        </w:tc>
+        <w:tc>
+          <w:tcPr>
+            <w:tcW w:w="6360" w:type="dxa"/>
+            <w:tcBorders>
+              <w:top w:val="single" w:sz="1" w:space="0" w:color="CCCCCC"/>
+              <w:left w:val="single" w:sz="1" w:space="0" w:color="CCCCCC"/>
+              <w:bottom w:val="single" w:sz="1" w:space="0" w:color="CCCCCC"/>
+              <w:right w:val="single" w:sz="1" w:space="0" w:color="CCCCCC"/>
+            </w:tcBorders>
+            <w:tcMar>
+              <w:top w:w="70" w:type="dxa"/>
+              <w:left w:w="110" w:type="dxa"/>
+              <w:bottom w:w="70" w:type="dxa"/>
+              <w:right w:w="110" w:type="dxa"/>
+            </w:tcMar>
+            <w:vAlign w:val="center"/>
+          </w:tcPr>
+          <w:p>
+            <w:pPr>
+              <w:spacing w:line="264" w:lineRule="auto"/>
+            </w:pPr>
+            <w:r>
+              <w:rPr>
+                <w:sz w:val="19"/>
+                <w:szCs w:val="19"/>
+              </w:rPr>
+              <w:t xml:space="preserve">Credit SAs. The “green light from the SAs” on the methodology and outputs. Status: [date].</w:t>
+            </w:r>
+          </w:p>
+        </w:tc>
+      </w:tr>
+      <w:tr>
+        <w:tblPrEx>
+          <w:tblCellMar>
+            <w:top w:w="0" w:type="dxa"/>
+            <w:bottom w:w="0" w:type="dxa"/>
+          </w:tblCellMar>
+        </w:tblPrEx>
+        <w:tc>
+          <w:tcPr>
+            <w:tcW w:w="3000" w:type="dxa"/>
+            <w:tcBorders>
+              <w:top w:val="single" w:sz="1" w:space="0" w:color="CCCCCC"/>
+              <w:left w:val="single" w:sz="1" w:space="0" w:color="CCCCCC"/>
+              <w:bottom w:val="single" w:sz="1" w:space="0" w:color="CCCCCC"/>
+              <w:right w:val="single" w:sz="1" w:space="0" w:color="CCCCCC"/>
+            </w:tcBorders>
+            <w:tcMar>
+              <w:top w:w="70" w:type="dxa"/>
+              <w:left w:w="110" w:type="dxa"/>
+              <w:bottom w:w="70" w:type="dxa"/>
+              <w:right w:w="110" w:type="dxa"/>
+            </w:tcMar>
+            <w:vAlign w:val="center"/>
+          </w:tcPr>
+          <w:p>
+            <w:pPr>
+              <w:spacing w:line="264" w:lineRule="auto"/>
+            </w:pPr>
+            <w:r>
+              <w:rPr>
+                <w:b/>
+                <w:bCs/>
+                <w:sz w:val="19"/>
+                <w:szCs w:val="19"/>
+              </w:rPr>
+              <w:t xml:space="preserve">Credit-analyst parallel run</w:t>
+            </w:r>
+          </w:p>
+        </w:tc>
+        <w:tc>
+          <w:tcPr>
+            <w:tcW w:w="6360" w:type="dxa"/>
+            <w:tcBorders>
+              <w:top w:val="single" w:sz="1" w:space="0" w:color="CCCCCC"/>
+              <w:left w:val="single" w:sz="1" w:space="0" w:color="CCCCCC"/>
+              <w:bottom w:val="single" w:sz="1" w:space="0" w:color="CCCCCC"/>
+              <w:right w:val="single" w:sz="1" w:space="0" w:color="CCCCCC"/>
+            </w:tcBorders>
+            <w:tcMar>
+              <w:top w:w="70" w:type="dxa"/>
+              <w:left w:w="110" w:type="dxa"/>
+              <w:bottom w:w="70" w:type="dxa"/>
+              <w:right w:w="110" w:type="dxa"/>
+            </w:tcMar>
+            <w:vAlign w:val="center"/>
+          </w:tcPr>
+          <w:p>
+            <w:pPr>
+              <w:spacing w:line="264" w:lineRule="auto"/>
+            </w:pPr>
+            <w:r>
+              <w:rPr>
+                <w:sz w:val="19"/>
+                <w:szCs w:val="19"/>
+              </w:rPr>
+              <w:t xml:space="preserve">Credit analysts. Have reviewed the parallel-processed EMBL and suggested changes; changes being incorporated, final sign-off pending. Status: in progress.</w:t>
+            </w:r>
+          </w:p>
+        </w:tc>
+      </w:tr>
+      <w:tr>
+        <w:tblPrEx>
+          <w:tblCellMar>
+            <w:top w:w="0" w:type="dxa"/>
+            <w:bottom w:w="0" w:type="dxa"/>
+          </w:tblCellMar>
+        </w:tblPrEx>
+        <w:tc>
+          <w:tcPr>
+            <w:tcW w:w="3000" w:type="dxa"/>
+            <w:tcBorders>
+              <w:top w:val="single" w:sz="1" w:space="0" w:color="CCCCCC"/>
+              <w:left w:val="single" w:sz="1" w:space="0" w:color="CCCCCC"/>
+              <w:bottom w:val="single" w:sz="1" w:space="0" w:color="CCCCCC"/>
+              <w:right w:val="single" w:sz="1" w:space="0" w:color="CCCCCC"/>
+            </w:tcBorders>
+            <w:tcMar>
+              <w:top w:w="70" w:type="dxa"/>
+              <w:left w:w="110" w:type="dxa"/>
+              <w:bottom w:w="70" w:type="dxa"/>
+              <w:right w:w="110" w:type="dxa"/>
+            </w:tcMar>
+            <w:vAlign w:val="center"/>
+          </w:tcPr>
+          <w:p>
+            <w:pPr>
+              <w:spacing w:line="264" w:lineRule="auto"/>
+            </w:pPr>
+            <w:r>
+              <w:rPr>
+                <w:b/>
+                <w:bCs/>
+                <w:sz w:val="19"/>
+                <w:szCs w:val="19"/>
+              </w:rPr>
+              <w:t xml:space="preserve">BRO review</w:t>
+            </w:r>
+          </w:p>
+        </w:tc>
+        <w:tc>
+          <w:tcPr>
+            <w:tcW w:w="6360" w:type="dxa"/>
+            <w:tcBorders>
+              <w:top w:val="single" w:sz="1" w:space="0" w:color="CCCCCC"/>
+              <w:left w:val="single" w:sz="1" w:space="0" w:color="CCCCCC"/>
+              <w:bottom w:val="single" w:sz="1" w:space="0" w:color="CCCCCC"/>
+              <w:right w:val="single" w:sz="1" w:space="0" w:color="CCCCCC"/>
+            </w:tcBorders>
+            <w:tcMar>
+              <w:top w:w="70" w:type="dxa"/>
+              <w:left w:w="110" w:type="dxa"/>
+              <w:bottom w:w="70" w:type="dxa"/>
+              <w:right w:w="110" w:type="dxa"/>
+            </w:tcMar>
+            <w:vAlign w:val="center"/>
+          </w:tcPr>
+          <w:p>
+            <w:pPr>
+              <w:spacing w:line="264" w:lineRule="auto"/>
+            </w:pPr>
+            <w:r>
+              <w:rPr>
+                <w:sz w:val="19"/>
+                <w:szCs w:val="19"/>
+              </w:rPr>
+              <w:t xml:space="preserve">BRO reviewer [name]. To be requested — BRO to confirm there are no regulatory gaps or issues. Status: to be requested.</w:t>
+            </w:r>
+          </w:p>
+        </w:tc>
+      </w:tr>
+      <w:tr>
+        <w:tblPrEx>
+          <w:tblCellMar>
+            <w:top w:w="0" w:type="dxa"/>
+            <w:bottom w:w="0" w:type="dxa"/>
+          </w:tblCellMar>
+        </w:tblPrEx>
+        <w:tc>
+          <w:tcPr>
+            <w:tcW w:w="3000" w:type="dxa"/>
+            <w:tcBorders>
+              <w:top w:val="single" w:sz="1" w:space="0" w:color="CCCCCC"/>
+              <w:left w:val="single" w:sz="1" w:space="0" w:color="CCCCCC"/>
+              <w:bottom w:val="single" w:sz="1" w:space="0" w:color="CCCCCC"/>
+              <w:right w:val="single" w:sz="1" w:space="0" w:color="CCCCCC"/>
+            </w:tcBorders>
+            <w:tcMar>
+              <w:top w:w="70" w:type="dxa"/>
+              <w:left w:w="110" w:type="dxa"/>
+              <w:bottom w:w="70" w:type="dxa"/>
+              <w:right w:w="110" w:type="dxa"/>
+            </w:tcMar>
+            <w:vAlign w:val="center"/>
+          </w:tcPr>
+          <w:p>
+            <w:pPr>
+              <w:spacing w:line="264" w:lineRule="auto"/>
+            </w:pPr>
+            <w:r>
+              <w:rPr>
+                <w:b/>
+                <w:bCs/>
+                <w:sz w:val="19"/>
+                <w:szCs w:val="19"/>
+              </w:rPr>
+              <w:t xml:space="preserve">AI policy / GWM AI governance</w:t>
+            </w:r>
+          </w:p>
+        </w:tc>
+        <w:tc>
+          <w:tcPr>
+            <w:tcW w:w="6360" w:type="dxa"/>
+            <w:tcBorders>
+              <w:top w:val="single" w:sz="1" w:space="0" w:color="CCCCCC"/>
+              <w:left w:val="single" w:sz="1" w:space="0" w:color="CCCCCC"/>
+              <w:bottom w:val="single" w:sz="1" w:space="0" w:color="CCCCCC"/>
+              <w:right w:val="single" w:sz="1" w:space="0" w:color="CCCCCC"/>
+            </w:tcBorders>
+            <w:tcMar>
+              <w:top w:w="70" w:type="dxa"/>
+              <w:left w:w="110" w:type="dxa"/>
+              <w:bottom w:w="70" w:type="dxa"/>
+              <w:right w:w="110" w:type="dxa"/>
+            </w:tcMar>
+            <w:vAlign w:val="center"/>
+          </w:tcPr>
+          <w:p>
+            <w:pPr>
+              <w:spacing w:line="264" w:lineRule="auto"/>
+            </w:pPr>
+            <w:r>
+              <w:rPr>
+                <w:sz w:val="19"/>
+                <w:szCs w:val="19"/>
+              </w:rPr>
+              <w:t xml:space="preserve">GWM AI governance (Yves Kaufmann). Confirm alignment with Group AI Policy and complete any required GWM AI governance step (Section 15). Status: to be confirmed.</w:t>
+            </w:r>
+          </w:p>
+        </w:tc>
+      </w:tr>
+      <w:tr>
+        <w:tblPrEx>
+          <w:tblCellMar>
+            <w:top w:w="0" w:type="dxa"/>
+            <w:bottom w:w="0" w:type="dxa"/>
+          </w:tblCellMar>
+        </w:tblPrEx>
+        <w:tc>
+          <w:tcPr>
+            <w:tcW w:w="3000" w:type="dxa"/>
+            <w:tcBorders>
+              <w:top w:val="single" w:sz="1" w:space="0" w:color="CCCCCC"/>
+              <w:left w:val="single" w:sz="1" w:space="0" w:color="CCCCCC"/>
+              <w:bottom w:val="single" w:sz="1" w:space="0" w:color="CCCCCC"/>
+              <w:right w:val="single" w:sz="1" w:space="0" w:color="CCCCCC"/>
+            </w:tcBorders>
+            <w:tcMar>
+              <w:top w:w="70" w:type="dxa"/>
+              <w:left w:w="110" w:type="dxa"/>
+              <w:bottom w:w="70" w:type="dxa"/>
+              <w:right w:w="110" w:type="dxa"/>
+            </w:tcMar>
+            <w:vAlign w:val="center"/>
+          </w:tcPr>
+          <w:p>
+            <w:pPr>
+              <w:spacing w:line="264" w:lineRule="auto"/>
+            </w:pPr>
+            <w:r>
+              <w:rPr>
+                <w:b/>
+                <w:bCs/>
+                <w:sz w:val="19"/>
+                <w:szCs w:val="19"/>
+              </w:rPr>
+              <w:t xml:space="preserve">Operating manual / SOP</w:t>
+            </w:r>
+          </w:p>
+        </w:tc>
+        <w:tc>
+          <w:tcPr>
+            <w:tcW w:w="6360" w:type="dxa"/>
+            <w:tcBorders>
+              <w:top w:val="single" w:sz="1" w:space="0" w:color="CCCCCC"/>
+              <w:left w:val="single" w:sz="1" w:space="0" w:color="CCCCCC"/>
+              <w:bottom w:val="single" w:sz="1" w:space="0" w:color="CCCCCC"/>
+              <w:right w:val="single" w:sz="1" w:space="0" w:color="CCCCCC"/>
+            </w:tcBorders>
+            <w:tcMar>
+              <w:top w:w="70" w:type="dxa"/>
+              <w:left w:w="110" w:type="dxa"/>
+              <w:bottom w:w="70" w:type="dxa"/>
+              <w:right w:w="110" w:type="dxa"/>
+            </w:tcMar>
+            <w:vAlign w:val="center"/>
+          </w:tcPr>
+          <w:p>
+            <w:pPr>
+              <w:spacing w:line="264" w:lineRule="auto"/>
+            </w:pPr>
+            <w:r>
+              <w:rPr>
+                <w:sz w:val="19"/>
+                <w:szCs w:val="19"/>
+              </w:rPr>
+              <w:t xml:space="preserve">Process owner. This document is the standard operating procedure. Status: in place (see cover for version).</w:t>
+            </w:r>
+          </w:p>
+        </w:tc>
+      </w:tr>
+      <w:tr>
+        <w:tblPrEx>
+          <w:tblCellMar>
+            <w:top w:w="0" w:type="dxa"/>
+            <w:bottom w:w="0" w:type="dxa"/>
+          </w:tblCellMar>
+        </w:tblPrEx>
+        <w:tc>
+          <w:tcPr>
+            <w:tcW w:w="3000" w:type="dxa"/>
+            <w:tcBorders>
+              <w:top w:val="single" w:sz="1" w:space="0" w:color="CCCCCC"/>
+              <w:left w:val="single" w:sz="1" w:space="0" w:color="CCCCCC"/>
+              <w:bottom w:val="single" w:sz="1" w:space="0" w:color="CCCCCC"/>
+              <w:right w:val="single" w:sz="1" w:space="0" w:color="CCCCCC"/>
+            </w:tcBorders>
+            <w:tcMar>
+              <w:top w:w="70" w:type="dxa"/>
+              <w:left w:w="110" w:type="dxa"/>
+              <w:bottom w:w="70" w:type="dxa"/>
+              <w:right w:w="110" w:type="dxa"/>
+            </w:tcMar>
+            <w:vAlign w:val="center"/>
+          </w:tcPr>
+          <w:p>
+            <w:pPr>
+              <w:spacing w:line="264" w:lineRule="auto"/>
+            </w:pPr>
+            <w:r>
+              <w:rPr>
+                <w:b/>
+                <w:bCs/>
+                <w:sz w:val="19"/>
+                <w:szCs w:val="19"/>
+              </w:rPr>
+              <w:t xml:space="preserve">Final publication approval</w:t>
+            </w:r>
+          </w:p>
+        </w:tc>
+        <w:tc>
+          <w:tcPr>
+            <w:tcW w:w="6360" w:type="dxa"/>
+            <w:tcBorders>
+              <w:top w:val="single" w:sz="1" w:space="0" w:color="CCCCCC"/>
+              <w:left w:val="single" w:sz="1" w:space="0" w:color="CCCCCC"/>
+              <w:bottom w:val="single" w:sz="1" w:space="0" w:color="CCCCCC"/>
+              <w:right w:val="single" w:sz="1" w:space="0" w:color="CCCCCC"/>
+            </w:tcBorders>
+            <w:tcMar>
+              <w:top w:w="70" w:type="dxa"/>
+              <w:left w:w="110" w:type="dxa"/>
+              <w:bottom w:w="70" w:type="dxa"/>
+              <w:right w:w="110" w:type="dxa"/>
+            </w:tcMar>
+            <w:vAlign w:val="center"/>
+          </w:tcPr>
+          <w:p>
+            <w:pPr>
+              <w:spacing w:line="264" w:lineRule="auto"/>
+            </w:pPr>
+            <w:r>
+              <w:rPr>
+                <w:sz w:val="19"/>
+                <w:szCs w:val="19"/>
+              </w:rPr>
+              <w:t xml:space="preserve">Publication approver (Section 14). The single go-live decision, taken once the gates above are signed off. Status: pending.</w:t>
+            </w:r>
+          </w:p>
+        </w:tc>
+      </w:tr>
+    </w:tbl>
+    <w:tbl>
+      <w:tblPr>
+        <w:tblW w:w="9360" w:type="dxa"/>
+        <w:tblBorders>
+          <w:top w:val="single" w:sz="4" w:space="0" w:color="auto"/>
+          <w:left w:val="single" w:sz="4" w:space="0" w:color="auto"/>
+          <w:bottom w:val="single" w:sz="4" w:space="0" w:color="auto"/>
+          <w:right w:val="single" w:sz="4" w:space="0" w:color="auto"/>
+          <w:insideH w:val="single" w:sz="4" w:space="0" w:color="auto"/>
+          <w:insideV w:val="single" w:sz="4" w:space="0" w:color="auto"/>
+        </w:tblBorders>
+        <w:tblCellMar>
+          <w:left w:w="10" w:type="dxa"/>
+          <w:right w:w="10" w:type="dxa"/>
+        </w:tblCellMar>
+        <w:tblLook w:val="04A0" w:firstRow="1" w:lastRow="0" w:firstColumn="1" w:lastColumn="0" w:noHBand="0" w:noVBand="1"/>
+      </w:tblPr>
+      <w:tblGrid>
+        <w:gridCol w:w="9360"/>
+      </w:tblGrid>
+      <w:tr>
+        <w:tblPrEx>
+          <w:tblCellMar>
+            <w:top w:w="0" w:type="dxa"/>
+            <w:bottom w:w="0" w:type="dxa"/>
+          </w:tblCellMar>
+        </w:tblPrEx>
+        <w:tc>
+          <w:tcPr>
+            <w:tcW w:w="9360" w:type="dxa"/>
+            <w:tcBorders>
+              <w:top w:val="none" w:sz="0" w:space="0" w:color="FFFFFF"/>
+              <w:left w:val="single" w:sz="12" w:space="0" w:color="D9001D"/>
+              <w:bottom w:val="none" w:sz="0" w:space="0" w:color="FFFFFF"/>
+              <w:right w:val="none" w:sz="0" w:space="0" w:color="FFFFFF"/>
+            </w:tcBorders>
+            <w:shd w:val="clear" w:color="auto" w:fill="F4F5F7"/>
+            <w:tcMar>
+              <w:top w:w="120" w:type="dxa"/>
+              <w:left w:w="160" w:type="dxa"/>
+              <w:bottom w:w="120" w:type="dxa"/>
+              <w:right w:w="160" w:type="dxa"/>
+            </w:tcMar>
+          </w:tcPr>
+          <w:p>
+            <w:pPr>
+              <w:spacing w:after="60"/>
+            </w:pPr>
+            <w:r>
+              <w:rPr>
+                <w:b/>
+                <w:bCs/>
+              </w:rPr>
+              <w:t xml:space="preserve">Go-live rule</w:t>
+            </w:r>
+          </w:p>
+          <w:p>
+            <w:pPr>
+              <w:spacing w:after="40" w:line="264" w:lineRule="auto"/>
+            </w:pPr>
+            <w:r>
+              <w:t xml:space="preserve">The EMBL goes live only when every gate above shows a dated sign-off. Until then it continues to run in parallel — one more week of parallel running is a small cost against publishing before the gates are closed.</w:t>
+            </w:r>
+          </w:p>
+        </w:tc>
+      </w:tr>
+    </w:tbl>
+    <w:p>
+      <w:pPr>
+        <w:pStyle w:val="Heading1"/>
+        <w:pBdr>
+          <w:bottom w:val="single" w:sz="8" w:space="4" w:color="D9001D"/>
+        </w:pBdr>
+      </w:pPr>
+      <w:bookmarkStart w:id="26" w:name="_Toc232083438"/>
+      <w:r>
+        <w:t>18.  Glossary</w:t>
+      </w:r>
+      <w:bookmarkEnd w:id="26"/>
+    </w:p>
+    <w:p>
+      <w:pPr>
+        <w:pStyle w:val="ListParagraph"/>
+        <w:numPr>
+          <w:ilvl w:val="0"/>
+          <w:numId w:val="2"/>
+        </w:numPr>
+        <w:spacing w:after="80" w:line="270" w:lineRule="auto"/>
+      </w:pPr>
+      <w:r>
+        <w:rPr>
+          <w:b/>
+          <w:bCs/>
+        </w:rPr>
+        <w:t xml:space="preserve">EMBL — </w:t>
+      </w:r>
+      <w:r>
+        <w:t>Emerging Markets Bond List.</w:t>
+      </w:r>
+    </w:p>
+    <w:p>
+      <w:pPr>
+        <w:pStyle w:val="ListParagraph"/>
+        <w:numPr>
+          <w:ilvl w:val="0"/>
+          <w:numId w:val="2"/>
+        </w:numPr>
+        <w:spacing w:after="80" w:line="270" w:lineRule="auto"/>
+      </w:pPr>
+      <w:r>
+        <w:rPr>
+          <w:b/>
+          <w:bCs/>
+        </w:rPr>
+        <w:t xml:space="preserve">GEMData — </w:t>
+      </w:r>
+      <w:r>
+        <w:t>The Python class that owns all business logic; the single source of truth.</w:t>
+      </w:r>
+    </w:p>
+    <w:p>
+      <w:pPr>
+        <w:pStyle w:val="ListParagraph"/>
+        <w:numPr>
+          <w:ilvl w:val="0"/>
+          <w:numId w:val="2"/>
+        </w:numPr>
+        <w:spacing w:after="80" w:line="270" w:lineRule="auto"/>
+      </w:pPr>
+      <w:r>
+        <w:rPr>
+          <w:b/>
+          <w:bCs/>
+        </w:rPr>
+        <w:t xml:space="preserve">ISIN — </w:t>
+      </w:r>
+      <w:r>
+        <w:t>International Securities Identification Number — the per-bond key.</w:t>
+      </w:r>
+    </w:p>
+    <w:p>
+      <w:pPr>
+        <w:pStyle w:val="ListParagraph"/>
+        <w:numPr>
+          <w:ilvl w:val="0"/>
+          <w:numId w:val="2"/>
+        </w:numPr>
+        <w:spacing w:after="80" w:line="270" w:lineRule="auto"/>
+      </w:pPr>
+      <w:r>
+        <w:rPr>
+          <w:b/>
+          <w:bCs/>
+        </w:rPr>
+        <w:t xml:space="preserve">Valoren — </w:t>
       </w:r>
       <w:r>
         <w:t>Swiss security number, used as a fallback key.</w:t>
@@ -8304,6 +9269,12 @@
     </w:lvlOverride>
   </w:num>
   <w:num w:numId="3" w16cid:durableId="41682006">
+    <w:abstractNumId w:val="2"/>
+    <w:lvlOverride w:ilvl="0">
+      <w:startOverride w:val="1"/>
+    </w:lvlOverride>
+  </w:num>
+  <w:num w:numId="4" w16cid:durableId="41682007">
     <w:abstractNumId w:val="2"/>
     <w:lvlOverride w:ilvl="0">
       <w:startOverride w:val="1"/>
